--- a/pka_template.docx
+++ b/pka_template.docx
@@ -7940,7 +7940,8 @@
     <w:tbl>
       <w:tblPr>
         <w:bidiVisual/>
-        <w:tblW w:w="9351" w:type="dxa"/>
+        <w:tblW w:w="10668" w:type="dxa"/>
+        <w:jc w:val="center"/>
         <w:tblBorders>
           <w:top w:val="single" w:sz="4" w:space="0" w:color="auto"/>
           <w:left w:val="single" w:sz="4" w:space="0" w:color="auto"/>
@@ -7956,16 +7957,20 @@
         <w:tblLook w:val="0000" w:firstRow="0" w:lastRow="0" w:firstColumn="0" w:lastColumn="0" w:noHBand="0" w:noVBand="0"/>
       </w:tblPr>
       <w:tblGrid>
-        <w:gridCol w:w="1503"/>
-        <w:gridCol w:w="1962"/>
-        <w:gridCol w:w="1962"/>
-        <w:gridCol w:w="1962"/>
-        <w:gridCol w:w="1962"/>
+        <w:gridCol w:w="1704"/>
+        <w:gridCol w:w="2241"/>
+        <w:gridCol w:w="2241"/>
+        <w:gridCol w:w="2241"/>
+        <w:gridCol w:w="2241"/>
       </w:tblGrid>
       <w:tr>
-        <w:tc>
-          <w:tcPr>
-            <w:tcW w:w="0" w:type="auto"/>
+        <w:trPr>
+          <w:trHeight w:val="564"/>
+          <w:jc w:val="center"/>
+        </w:trPr>
+        <w:tc>
+          <w:tcPr>
+            <w:tcW w:w="10668" w:type="dxa"/>
             <w:gridSpan w:val="5"/>
             <w:tcBorders>
               <w:top w:val="single" w:sz="4" w:space="0" w:color="000000"/>
@@ -7983,13 +7988,20 @@
             <w:vAlign w:val="center"/>
           </w:tcPr>
           <w:p>
-            <w:r>
-              <w:rPr>
-                <w:b/>
-                <w:bCs/>
-                <w:color w:val="000000"/>
-                <w:sz w:val="18"/>
-                <w:szCs w:val="18"/>
+            <w:pPr>
+              <w:jc w:val="center"/>
+              <w:rPr>
+                <w:sz w:val="24"/>
+                <w:szCs w:val="24"/>
+              </w:rPr>
+            </w:pPr>
+            <w:r>
+              <w:rPr>
+                <w:b/>
+                <w:bCs/>
+                <w:color w:val="000000"/>
+                <w:sz w:val="24"/>
+                <w:szCs w:val="24"/>
                 <w:rtl/>
               </w:rPr>
               <w:t>יום שני – חיול גוף עיקרי ומטווחים – 22.06</w:t>
@@ -7998,6 +8010,10 @@
         </w:tc>
       </w:tr>
       <w:tr>
+        <w:trPr>
+          <w:trHeight w:val="564"/>
+          <w:jc w:val="center"/>
+        </w:trPr>
         <w:tc>
           <w:tcPr>
             <w:tcW w:w="0" w:type="auto"/>
@@ -8017,13 +8033,20 @@
             <w:vAlign w:val="center"/>
           </w:tcPr>
           <w:p>
-            <w:r>
-              <w:rPr>
-                <w:b/>
-                <w:bCs/>
-                <w:color w:val="000000"/>
-                <w:sz w:val="18"/>
-                <w:szCs w:val="18"/>
+            <w:pPr>
+              <w:jc w:val="center"/>
+              <w:rPr>
+                <w:sz w:val="24"/>
+                <w:szCs w:val="24"/>
+              </w:rPr>
+            </w:pPr>
+            <w:r>
+              <w:rPr>
+                <w:b/>
+                <w:bCs/>
+                <w:color w:val="000000"/>
+                <w:sz w:val="24"/>
+                <w:szCs w:val="24"/>
                 <w:rtl/>
               </w:rPr>
               <w:t>שעה</w:t>
@@ -8049,13 +8072,20 @@
             <w:vAlign w:val="center"/>
           </w:tcPr>
           <w:p>
-            <w:r>
-              <w:rPr>
-                <w:b/>
-                <w:bCs/>
-                <w:color w:val="000000"/>
-                <w:sz w:val="18"/>
-                <w:szCs w:val="18"/>
+            <w:pPr>
+              <w:jc w:val="center"/>
+              <w:rPr>
+                <w:sz w:val="24"/>
+                <w:szCs w:val="24"/>
+              </w:rPr>
+            </w:pPr>
+            <w:r>
+              <w:rPr>
+                <w:b/>
+                <w:bCs/>
+                <w:color w:val="000000"/>
+                <w:sz w:val="24"/>
+                <w:szCs w:val="24"/>
                 <w:rtl/>
               </w:rPr>
               <w:t>פלוגה א'</w:t>
@@ -8081,13 +8111,20 @@
             <w:vAlign w:val="center"/>
           </w:tcPr>
           <w:p>
-            <w:r>
-              <w:rPr>
-                <w:b/>
-                <w:bCs/>
-                <w:color w:val="000000"/>
-                <w:sz w:val="18"/>
-                <w:szCs w:val="18"/>
+            <w:pPr>
+              <w:jc w:val="center"/>
+              <w:rPr>
+                <w:sz w:val="24"/>
+                <w:szCs w:val="24"/>
+              </w:rPr>
+            </w:pPr>
+            <w:r>
+              <w:rPr>
+                <w:b/>
+                <w:bCs/>
+                <w:color w:val="000000"/>
+                <w:sz w:val="24"/>
+                <w:szCs w:val="24"/>
                 <w:rtl/>
               </w:rPr>
               <w:t>פלוגה ב'</w:t>
@@ -8113,13 +8150,20 @@
             <w:vAlign w:val="center"/>
           </w:tcPr>
           <w:p>
-            <w:r>
-              <w:rPr>
-                <w:b/>
-                <w:bCs/>
-                <w:color w:val="000000"/>
-                <w:sz w:val="18"/>
-                <w:szCs w:val="18"/>
+            <w:pPr>
+              <w:jc w:val="center"/>
+              <w:rPr>
+                <w:sz w:val="24"/>
+                <w:szCs w:val="24"/>
+              </w:rPr>
+            </w:pPr>
+            <w:r>
+              <w:rPr>
+                <w:b/>
+                <w:bCs/>
+                <w:color w:val="000000"/>
+                <w:sz w:val="24"/>
+                <w:szCs w:val="24"/>
                 <w:rtl/>
               </w:rPr>
               <w:t>פלוגה ג'</w:t>
@@ -8145,13 +8189,20 @@
             <w:vAlign w:val="center"/>
           </w:tcPr>
           <w:p>
-            <w:r>
-              <w:rPr>
-                <w:b/>
-                <w:bCs/>
-                <w:color w:val="000000"/>
-                <w:sz w:val="18"/>
-                <w:szCs w:val="18"/>
+            <w:pPr>
+              <w:jc w:val="center"/>
+              <w:rPr>
+                <w:sz w:val="24"/>
+                <w:szCs w:val="24"/>
+              </w:rPr>
+            </w:pPr>
+            <w:r>
+              <w:rPr>
+                <w:b/>
+                <w:bCs/>
+                <w:color w:val="000000"/>
+                <w:sz w:val="24"/>
+                <w:szCs w:val="24"/>
                 <w:rtl/>
               </w:rPr>
               <w:t>פלוגה ד'</w:t>
@@ -8160,6 +8211,10 @@
         </w:tc>
       </w:tr>
       <w:tr>
+        <w:trPr>
+          <w:trHeight w:val="517"/>
+          <w:jc w:val="center"/>
+        </w:trPr>
         <w:tc>
           <w:tcPr>
             <w:tcW w:w="0" w:type="auto"/>
@@ -8179,13 +8234,20 @@
             <w:vAlign w:val="center"/>
           </w:tcPr>
           <w:p>
-            <w:r>
-              <w:rPr>
-                <w:b/>
-                <w:bCs/>
-                <w:color w:val="000000"/>
-                <w:sz w:val="18"/>
-                <w:szCs w:val="18"/>
+            <w:pPr>
+              <w:jc w:val="center"/>
+              <w:rPr>
+                <w:sz w:val="24"/>
+                <w:szCs w:val="24"/>
+              </w:rPr>
+            </w:pPr>
+            <w:r>
+              <w:rPr>
+                <w:b/>
+                <w:bCs/>
+                <w:color w:val="000000"/>
+                <w:sz w:val="24"/>
+                <w:szCs w:val="24"/>
                 <w:rtl/>
               </w:rPr>
               <w:t>06:30-07:30</w:t>
@@ -8212,13 +8274,20 @@
             <w:vAlign w:val="center"/>
           </w:tcPr>
           <w:p>
-            <w:r>
-              <w:rPr>
-                <w:b/>
-                <w:bCs/>
-                <w:color w:val="000000"/>
-                <w:sz w:val="18"/>
-                <w:szCs w:val="18"/>
+            <w:pPr>
+              <w:jc w:val="center"/>
+              <w:rPr>
+                <w:sz w:val="24"/>
+                <w:szCs w:val="24"/>
+              </w:rPr>
+            </w:pPr>
+            <w:r>
+              <w:rPr>
+                <w:b/>
+                <w:bCs/>
+                <w:color w:val="000000"/>
+                <w:sz w:val="24"/>
+                <w:szCs w:val="24"/>
                 <w:rtl/>
               </w:rPr>
               <w:t>א.ב – חד"א</w:t>
@@ -8227,31 +8296,42 @@
         </w:tc>
       </w:tr>
       <w:tr>
-        <w:tc>
-          <w:tcPr>
-            <w:tcW w:w="0" w:type="auto"/>
-            <w:tcBorders>
-              <w:top w:val="single" w:sz="4" w:space="0" w:color="000000"/>
-              <w:left w:val="single" w:sz="4" w:space="0" w:color="000000"/>
-              <w:bottom w:val="single" w:sz="4" w:space="0" w:color="000000"/>
-              <w:right w:val="single" w:sz="4" w:space="0" w:color="000000"/>
-            </w:tcBorders>
-            <w:tcMar>
-              <w:top w:w="40" w:type="dxa"/>
-              <w:left w:w="70" w:type="dxa"/>
-              <w:bottom w:w="40" w:type="dxa"/>
-              <w:right w:w="70" w:type="dxa"/>
-            </w:tcMar>
-            <w:vAlign w:val="center"/>
-          </w:tcPr>
-          <w:p>
-            <w:r>
-              <w:rPr>
-                <w:b/>
-                <w:bCs/>
-                <w:color w:val="000000"/>
-                <w:sz w:val="18"/>
-                <w:szCs w:val="18"/>
+        <w:trPr>
+          <w:trHeight w:val="1128"/>
+          <w:jc w:val="center"/>
+        </w:trPr>
+        <w:tc>
+          <w:tcPr>
+            <w:tcW w:w="0" w:type="auto"/>
+            <w:tcBorders>
+              <w:top w:val="single" w:sz="4" w:space="0" w:color="000000"/>
+              <w:left w:val="single" w:sz="4" w:space="0" w:color="000000"/>
+              <w:bottom w:val="single" w:sz="4" w:space="0" w:color="000000"/>
+              <w:right w:val="single" w:sz="4" w:space="0" w:color="000000"/>
+            </w:tcBorders>
+            <w:tcMar>
+              <w:top w:w="40" w:type="dxa"/>
+              <w:left w:w="70" w:type="dxa"/>
+              <w:bottom w:w="40" w:type="dxa"/>
+              <w:right w:w="70" w:type="dxa"/>
+            </w:tcMar>
+            <w:vAlign w:val="center"/>
+          </w:tcPr>
+          <w:p>
+            <w:pPr>
+              <w:jc w:val="center"/>
+              <w:rPr>
+                <w:sz w:val="24"/>
+                <w:szCs w:val="24"/>
+              </w:rPr>
+            </w:pPr>
+            <w:r>
+              <w:rPr>
+                <w:b/>
+                <w:bCs/>
+                <w:color w:val="000000"/>
+                <w:sz w:val="24"/>
+                <w:szCs w:val="24"/>
                 <w:rtl/>
               </w:rPr>
               <w:t>07:30-08:30</w:t>
@@ -8276,24 +8356,38 @@
             <w:vAlign w:val="center"/>
           </w:tcPr>
           <w:p>
-            <w:r>
-              <w:rPr>
-                <w:color w:val="000000"/>
-                <w:sz w:val="18"/>
-                <w:szCs w:val="18"/>
+            <w:pPr>
+              <w:jc w:val="center"/>
+              <w:rPr>
+                <w:sz w:val="24"/>
+                <w:szCs w:val="24"/>
+              </w:rPr>
+            </w:pPr>
+            <w:r>
+              <w:rPr>
+                <w:color w:val="000000"/>
+                <w:sz w:val="24"/>
+                <w:szCs w:val="24"/>
                 <w:rtl/>
               </w:rPr>
               <w:t>הכנה מנטלית</w:t>
             </w:r>
           </w:p>
           <w:p>
-            <w:r>
-              <w:rPr>
-                <w:b/>
-                <w:bCs/>
-                <w:color w:val="000000"/>
-                <w:sz w:val="18"/>
-                <w:szCs w:val="18"/>
+            <w:pPr>
+              <w:jc w:val="center"/>
+              <w:rPr>
+                <w:sz w:val="24"/>
+                <w:szCs w:val="24"/>
+              </w:rPr>
+            </w:pPr>
+            <w:r>
+              <w:rPr>
+                <w:b/>
+                <w:bCs/>
+                <w:color w:val="000000"/>
+                <w:sz w:val="24"/>
+                <w:szCs w:val="24"/>
                 <w:rtl/>
               </w:rPr>
               <w:t>מיקום לא ידוע</w:t>
@@ -8318,24 +8412,38 @@
             <w:vAlign w:val="center"/>
           </w:tcPr>
           <w:p>
-            <w:r>
-              <w:rPr>
-                <w:color w:val="000000"/>
-                <w:sz w:val="18"/>
-                <w:szCs w:val="18"/>
+            <w:pPr>
+              <w:jc w:val="center"/>
+              <w:rPr>
+                <w:sz w:val="24"/>
+                <w:szCs w:val="24"/>
+              </w:rPr>
+            </w:pPr>
+            <w:r>
+              <w:rPr>
+                <w:color w:val="000000"/>
+                <w:sz w:val="24"/>
+                <w:szCs w:val="24"/>
                 <w:rtl/>
               </w:rPr>
               <w:t>אימון מערים</w:t>
             </w:r>
           </w:p>
           <w:p>
-            <w:r>
-              <w:rPr>
-                <w:b/>
-                <w:bCs/>
-                <w:color w:val="000000"/>
-                <w:sz w:val="18"/>
-                <w:szCs w:val="18"/>
+            <w:pPr>
+              <w:jc w:val="center"/>
+              <w:rPr>
+                <w:sz w:val="24"/>
+                <w:szCs w:val="24"/>
+              </w:rPr>
+            </w:pPr>
+            <w:r>
+              <w:rPr>
+                <w:b/>
+                <w:bCs/>
+                <w:color w:val="000000"/>
+                <w:sz w:val="24"/>
+                <w:szCs w:val="24"/>
                 <w:rtl/>
               </w:rPr>
               <w:t>מיקום לא ידוע</w:t>
@@ -8360,24 +8468,38 @@
             <w:vAlign w:val="center"/>
           </w:tcPr>
           <w:p>
-            <w:r>
-              <w:rPr>
-                <w:color w:val="000000"/>
-                <w:sz w:val="18"/>
-                <w:szCs w:val="18"/>
+            <w:pPr>
+              <w:jc w:val="center"/>
+              <w:rPr>
+                <w:sz w:val="24"/>
+                <w:szCs w:val="24"/>
+              </w:rPr>
+            </w:pPr>
+            <w:r>
+              <w:rPr>
+                <w:color w:val="000000"/>
+                <w:sz w:val="24"/>
+                <w:szCs w:val="24"/>
                 <w:rtl/>
               </w:rPr>
               <w:t>סימולטור</w:t>
             </w:r>
           </w:p>
           <w:p>
-            <w:r>
-              <w:rPr>
-                <w:b/>
-                <w:bCs/>
-                <w:color w:val="000000"/>
-                <w:sz w:val="18"/>
-                <w:szCs w:val="18"/>
+            <w:pPr>
+              <w:jc w:val="center"/>
+              <w:rPr>
+                <w:sz w:val="24"/>
+                <w:szCs w:val="24"/>
+              </w:rPr>
+            </w:pPr>
+            <w:r>
+              <w:rPr>
+                <w:b/>
+                <w:bCs/>
+                <w:color w:val="000000"/>
+                <w:sz w:val="24"/>
+                <w:szCs w:val="24"/>
                 <w:rtl/>
               </w:rPr>
               <w:t>מיקום לא ידוע</w:t>
@@ -8402,24 +8524,38 @@
             <w:vAlign w:val="center"/>
           </w:tcPr>
           <w:p>
-            <w:r>
-              <w:rPr>
-                <w:color w:val="000000"/>
-                <w:sz w:val="18"/>
-                <w:szCs w:val="18"/>
+            <w:pPr>
+              <w:jc w:val="center"/>
+              <w:rPr>
+                <w:sz w:val="24"/>
+                <w:szCs w:val="24"/>
+              </w:rPr>
+            </w:pPr>
+            <w:r>
+              <w:rPr>
+                <w:color w:val="000000"/>
+                <w:sz w:val="24"/>
+                <w:szCs w:val="24"/>
                 <w:rtl/>
               </w:rPr>
               <w:t>שיעור סדר ציבורי</w:t>
             </w:r>
           </w:p>
           <w:p>
-            <w:r>
-              <w:rPr>
-                <w:b/>
-                <w:bCs/>
-                <w:color w:val="000000"/>
-                <w:sz w:val="18"/>
-                <w:szCs w:val="18"/>
+            <w:pPr>
+              <w:jc w:val="center"/>
+              <w:rPr>
+                <w:sz w:val="24"/>
+                <w:szCs w:val="24"/>
+              </w:rPr>
+            </w:pPr>
+            <w:r>
+              <w:rPr>
+                <w:b/>
+                <w:bCs/>
+                <w:color w:val="000000"/>
+                <w:sz w:val="24"/>
+                <w:szCs w:val="24"/>
                 <w:rtl/>
               </w:rPr>
               <w:t>מיקום לא ידוע</w:t>
@@ -8428,31 +8564,42 @@
         </w:tc>
       </w:tr>
       <w:tr>
-        <w:tc>
-          <w:tcPr>
-            <w:tcW w:w="0" w:type="auto"/>
-            <w:tcBorders>
-              <w:top w:val="single" w:sz="4" w:space="0" w:color="000000"/>
-              <w:left w:val="single" w:sz="4" w:space="0" w:color="000000"/>
-              <w:bottom w:val="single" w:sz="4" w:space="0" w:color="000000"/>
-              <w:right w:val="single" w:sz="4" w:space="0" w:color="000000"/>
-            </w:tcBorders>
-            <w:tcMar>
-              <w:top w:w="40" w:type="dxa"/>
-              <w:left w:w="70" w:type="dxa"/>
-              <w:bottom w:w="40" w:type="dxa"/>
-              <w:right w:w="70" w:type="dxa"/>
-            </w:tcMar>
-            <w:vAlign w:val="center"/>
-          </w:tcPr>
-          <w:p>
-            <w:r>
-              <w:rPr>
-                <w:b/>
-                <w:bCs/>
-                <w:color w:val="000000"/>
-                <w:sz w:val="18"/>
-                <w:szCs w:val="18"/>
+        <w:trPr>
+          <w:trHeight w:val="1128"/>
+          <w:jc w:val="center"/>
+        </w:trPr>
+        <w:tc>
+          <w:tcPr>
+            <w:tcW w:w="0" w:type="auto"/>
+            <w:tcBorders>
+              <w:top w:val="single" w:sz="4" w:space="0" w:color="000000"/>
+              <w:left w:val="single" w:sz="4" w:space="0" w:color="000000"/>
+              <w:bottom w:val="single" w:sz="4" w:space="0" w:color="000000"/>
+              <w:right w:val="single" w:sz="4" w:space="0" w:color="000000"/>
+            </w:tcBorders>
+            <w:tcMar>
+              <w:top w:w="40" w:type="dxa"/>
+              <w:left w:w="70" w:type="dxa"/>
+              <w:bottom w:w="40" w:type="dxa"/>
+              <w:right w:w="70" w:type="dxa"/>
+            </w:tcMar>
+            <w:vAlign w:val="center"/>
+          </w:tcPr>
+          <w:p>
+            <w:pPr>
+              <w:jc w:val="center"/>
+              <w:rPr>
+                <w:sz w:val="24"/>
+                <w:szCs w:val="24"/>
+              </w:rPr>
+            </w:pPr>
+            <w:r>
+              <w:rPr>
+                <w:b/>
+                <w:bCs/>
+                <w:color w:val="000000"/>
+                <w:sz w:val="24"/>
+                <w:szCs w:val="24"/>
                 <w:rtl/>
               </w:rPr>
               <w:t>08:30-09:30</w:t>
@@ -8477,24 +8624,38 @@
             <w:vAlign w:val="center"/>
           </w:tcPr>
           <w:p>
-            <w:r>
-              <w:rPr>
-                <w:color w:val="000000"/>
-                <w:sz w:val="18"/>
-                <w:szCs w:val="18"/>
+            <w:pPr>
+              <w:jc w:val="center"/>
+              <w:rPr>
+                <w:sz w:val="24"/>
+                <w:szCs w:val="24"/>
+              </w:rPr>
+            </w:pPr>
+            <w:r>
+              <w:rPr>
+                <w:color w:val="000000"/>
+                <w:sz w:val="24"/>
+                <w:szCs w:val="24"/>
                 <w:rtl/>
               </w:rPr>
               <w:t>שיעור סדר ציבורי</w:t>
             </w:r>
           </w:p>
           <w:p>
-            <w:r>
-              <w:rPr>
-                <w:b/>
-                <w:bCs/>
-                <w:color w:val="000000"/>
-                <w:sz w:val="18"/>
-                <w:szCs w:val="18"/>
+            <w:pPr>
+              <w:jc w:val="center"/>
+              <w:rPr>
+                <w:sz w:val="24"/>
+                <w:szCs w:val="24"/>
+              </w:rPr>
+            </w:pPr>
+            <w:r>
+              <w:rPr>
+                <w:b/>
+                <w:bCs/>
+                <w:color w:val="000000"/>
+                <w:sz w:val="24"/>
+                <w:szCs w:val="24"/>
                 <w:rtl/>
               </w:rPr>
               <w:t>מיקום לא ידוע</w:t>
@@ -8519,24 +8680,38 @@
             <w:vAlign w:val="center"/>
           </w:tcPr>
           <w:p>
-            <w:r>
-              <w:rPr>
-                <w:color w:val="000000"/>
-                <w:sz w:val="18"/>
-                <w:szCs w:val="18"/>
+            <w:pPr>
+              <w:jc w:val="center"/>
+              <w:rPr>
+                <w:sz w:val="24"/>
+                <w:szCs w:val="24"/>
+              </w:rPr>
+            </w:pPr>
+            <w:r>
+              <w:rPr>
+                <w:color w:val="000000"/>
+                <w:sz w:val="24"/>
+                <w:szCs w:val="24"/>
                 <w:rtl/>
               </w:rPr>
               <w:t>סימולטור</w:t>
             </w:r>
           </w:p>
           <w:p>
-            <w:r>
-              <w:rPr>
-                <w:b/>
-                <w:bCs/>
-                <w:color w:val="000000"/>
-                <w:sz w:val="18"/>
-                <w:szCs w:val="18"/>
+            <w:pPr>
+              <w:jc w:val="center"/>
+              <w:rPr>
+                <w:sz w:val="24"/>
+                <w:szCs w:val="24"/>
+              </w:rPr>
+            </w:pPr>
+            <w:r>
+              <w:rPr>
+                <w:b/>
+                <w:bCs/>
+                <w:color w:val="000000"/>
+                <w:sz w:val="24"/>
+                <w:szCs w:val="24"/>
                 <w:rtl/>
               </w:rPr>
               <w:t>מיקום לא ידוע</w:t>
@@ -8561,24 +8736,38 @@
             <w:vAlign w:val="center"/>
           </w:tcPr>
           <w:p>
-            <w:r>
-              <w:rPr>
-                <w:color w:val="000000"/>
-                <w:sz w:val="18"/>
-                <w:szCs w:val="18"/>
+            <w:pPr>
+              <w:jc w:val="center"/>
+              <w:rPr>
+                <w:sz w:val="24"/>
+                <w:szCs w:val="24"/>
+              </w:rPr>
+            </w:pPr>
+            <w:r>
+              <w:rPr>
+                <w:color w:val="000000"/>
+                <w:sz w:val="24"/>
+                <w:szCs w:val="24"/>
                 <w:rtl/>
               </w:rPr>
               <w:t>אימון מערים</w:t>
             </w:r>
           </w:p>
           <w:p>
-            <w:r>
-              <w:rPr>
-                <w:b/>
-                <w:bCs/>
-                <w:color w:val="000000"/>
-                <w:sz w:val="18"/>
-                <w:szCs w:val="18"/>
+            <w:pPr>
+              <w:jc w:val="center"/>
+              <w:rPr>
+                <w:sz w:val="24"/>
+                <w:szCs w:val="24"/>
+              </w:rPr>
+            </w:pPr>
+            <w:r>
+              <w:rPr>
+                <w:b/>
+                <w:bCs/>
+                <w:color w:val="000000"/>
+                <w:sz w:val="24"/>
+                <w:szCs w:val="24"/>
                 <w:rtl/>
               </w:rPr>
               <w:t>מיקום לא ידוע</w:t>
@@ -8603,24 +8792,38 @@
             <w:vAlign w:val="center"/>
           </w:tcPr>
           <w:p>
-            <w:r>
-              <w:rPr>
-                <w:color w:val="000000"/>
-                <w:sz w:val="18"/>
-                <w:szCs w:val="18"/>
+            <w:pPr>
+              <w:jc w:val="center"/>
+              <w:rPr>
+                <w:sz w:val="24"/>
+                <w:szCs w:val="24"/>
+              </w:rPr>
+            </w:pPr>
+            <w:r>
+              <w:rPr>
+                <w:color w:val="000000"/>
+                <w:sz w:val="24"/>
+                <w:szCs w:val="24"/>
                 <w:rtl/>
               </w:rPr>
               <w:t>הכנה מנטלית</w:t>
             </w:r>
           </w:p>
           <w:p>
-            <w:r>
-              <w:rPr>
-                <w:b/>
-                <w:bCs/>
-                <w:color w:val="000000"/>
-                <w:sz w:val="18"/>
-                <w:szCs w:val="18"/>
+            <w:pPr>
+              <w:jc w:val="center"/>
+              <w:rPr>
+                <w:sz w:val="24"/>
+                <w:szCs w:val="24"/>
+              </w:rPr>
+            </w:pPr>
+            <w:r>
+              <w:rPr>
+                <w:b/>
+                <w:bCs/>
+                <w:color w:val="000000"/>
+                <w:sz w:val="24"/>
+                <w:szCs w:val="24"/>
                 <w:rtl/>
               </w:rPr>
               <w:t>מיקום לא ידוע</w:t>
@@ -8629,31 +8832,42 @@
         </w:tc>
       </w:tr>
       <w:tr>
-        <w:tc>
-          <w:tcPr>
-            <w:tcW w:w="0" w:type="auto"/>
-            <w:tcBorders>
-              <w:top w:val="single" w:sz="4" w:space="0" w:color="000000"/>
-              <w:left w:val="single" w:sz="4" w:space="0" w:color="000000"/>
-              <w:bottom w:val="single" w:sz="4" w:space="0" w:color="000000"/>
-              <w:right w:val="single" w:sz="4" w:space="0" w:color="000000"/>
-            </w:tcBorders>
-            <w:tcMar>
-              <w:top w:w="40" w:type="dxa"/>
-              <w:left w:w="70" w:type="dxa"/>
-              <w:bottom w:w="40" w:type="dxa"/>
-              <w:right w:w="70" w:type="dxa"/>
-            </w:tcMar>
-            <w:vAlign w:val="center"/>
-          </w:tcPr>
-          <w:p>
-            <w:r>
-              <w:rPr>
-                <w:b/>
-                <w:bCs/>
-                <w:color w:val="000000"/>
-                <w:sz w:val="18"/>
-                <w:szCs w:val="18"/>
+        <w:trPr>
+          <w:trHeight w:val="1082"/>
+          <w:jc w:val="center"/>
+        </w:trPr>
+        <w:tc>
+          <w:tcPr>
+            <w:tcW w:w="0" w:type="auto"/>
+            <w:tcBorders>
+              <w:top w:val="single" w:sz="4" w:space="0" w:color="000000"/>
+              <w:left w:val="single" w:sz="4" w:space="0" w:color="000000"/>
+              <w:bottom w:val="single" w:sz="4" w:space="0" w:color="000000"/>
+              <w:right w:val="single" w:sz="4" w:space="0" w:color="000000"/>
+            </w:tcBorders>
+            <w:tcMar>
+              <w:top w:w="40" w:type="dxa"/>
+              <w:left w:w="70" w:type="dxa"/>
+              <w:bottom w:w="40" w:type="dxa"/>
+              <w:right w:w="70" w:type="dxa"/>
+            </w:tcMar>
+            <w:vAlign w:val="center"/>
+          </w:tcPr>
+          <w:p>
+            <w:pPr>
+              <w:jc w:val="center"/>
+              <w:rPr>
+                <w:sz w:val="24"/>
+                <w:szCs w:val="24"/>
+              </w:rPr>
+            </w:pPr>
+            <w:r>
+              <w:rPr>
+                <w:b/>
+                <w:bCs/>
+                <w:color w:val="000000"/>
+                <w:sz w:val="24"/>
+                <w:szCs w:val="24"/>
                 <w:rtl/>
               </w:rPr>
               <w:t>10:00-11:00</w:t>
@@ -8678,24 +8892,38 @@
             <w:vAlign w:val="center"/>
           </w:tcPr>
           <w:p>
-            <w:r>
-              <w:rPr>
-                <w:color w:val="000000"/>
-                <w:sz w:val="18"/>
-                <w:szCs w:val="18"/>
+            <w:pPr>
+              <w:jc w:val="center"/>
+              <w:rPr>
+                <w:sz w:val="24"/>
+                <w:szCs w:val="24"/>
+              </w:rPr>
+            </w:pPr>
+            <w:r>
+              <w:rPr>
+                <w:color w:val="000000"/>
+                <w:sz w:val="24"/>
+                <w:szCs w:val="24"/>
                 <w:rtl/>
               </w:rPr>
               <w:t>סימולטור</w:t>
             </w:r>
           </w:p>
           <w:p>
-            <w:r>
-              <w:rPr>
-                <w:b/>
-                <w:bCs/>
-                <w:color w:val="000000"/>
-                <w:sz w:val="18"/>
-                <w:szCs w:val="18"/>
+            <w:pPr>
+              <w:jc w:val="center"/>
+              <w:rPr>
+                <w:sz w:val="24"/>
+                <w:szCs w:val="24"/>
+              </w:rPr>
+            </w:pPr>
+            <w:r>
+              <w:rPr>
+                <w:b/>
+                <w:bCs/>
+                <w:color w:val="000000"/>
+                <w:sz w:val="24"/>
+                <w:szCs w:val="24"/>
                 <w:rtl/>
               </w:rPr>
               <w:t>מיקום לא ידוע</w:t>
@@ -8720,24 +8948,38 @@
             <w:vAlign w:val="center"/>
           </w:tcPr>
           <w:p>
-            <w:r>
-              <w:rPr>
-                <w:color w:val="000000"/>
-                <w:sz w:val="18"/>
-                <w:szCs w:val="18"/>
+            <w:pPr>
+              <w:jc w:val="center"/>
+              <w:rPr>
+                <w:sz w:val="24"/>
+                <w:szCs w:val="24"/>
+              </w:rPr>
+            </w:pPr>
+            <w:r>
+              <w:rPr>
+                <w:color w:val="000000"/>
+                <w:sz w:val="24"/>
+                <w:szCs w:val="24"/>
                 <w:rtl/>
               </w:rPr>
               <w:t>הכנה מנטלית</w:t>
             </w:r>
           </w:p>
           <w:p>
-            <w:r>
-              <w:rPr>
-                <w:b/>
-                <w:bCs/>
-                <w:color w:val="000000"/>
-                <w:sz w:val="18"/>
-                <w:szCs w:val="18"/>
+            <w:pPr>
+              <w:jc w:val="center"/>
+              <w:rPr>
+                <w:sz w:val="24"/>
+                <w:szCs w:val="24"/>
+              </w:rPr>
+            </w:pPr>
+            <w:r>
+              <w:rPr>
+                <w:b/>
+                <w:bCs/>
+                <w:color w:val="000000"/>
+                <w:sz w:val="24"/>
+                <w:szCs w:val="24"/>
                 <w:rtl/>
               </w:rPr>
               <w:t>מיקום לא ידוע</w:t>
@@ -8762,24 +9004,38 @@
             <w:vAlign w:val="center"/>
           </w:tcPr>
           <w:p>
-            <w:r>
-              <w:rPr>
-                <w:color w:val="000000"/>
-                <w:sz w:val="18"/>
-                <w:szCs w:val="18"/>
+            <w:pPr>
+              <w:jc w:val="center"/>
+              <w:rPr>
+                <w:sz w:val="24"/>
+                <w:szCs w:val="24"/>
+              </w:rPr>
+            </w:pPr>
+            <w:r>
+              <w:rPr>
+                <w:color w:val="000000"/>
+                <w:sz w:val="24"/>
+                <w:szCs w:val="24"/>
                 <w:rtl/>
               </w:rPr>
               <w:t>שיעור סדר ציבורי</w:t>
             </w:r>
           </w:p>
           <w:p>
-            <w:r>
-              <w:rPr>
-                <w:b/>
-                <w:bCs/>
-                <w:color w:val="000000"/>
-                <w:sz w:val="18"/>
-                <w:szCs w:val="18"/>
+            <w:pPr>
+              <w:jc w:val="center"/>
+              <w:rPr>
+                <w:sz w:val="24"/>
+                <w:szCs w:val="24"/>
+              </w:rPr>
+            </w:pPr>
+            <w:r>
+              <w:rPr>
+                <w:b/>
+                <w:bCs/>
+                <w:color w:val="000000"/>
+                <w:sz w:val="24"/>
+                <w:szCs w:val="24"/>
                 <w:rtl/>
               </w:rPr>
               <w:t>מיקום לא ידוע</w:t>
@@ -8804,24 +9060,38 @@
             <w:vAlign w:val="center"/>
           </w:tcPr>
           <w:p>
-            <w:r>
-              <w:rPr>
-                <w:color w:val="000000"/>
-                <w:sz w:val="18"/>
-                <w:szCs w:val="18"/>
+            <w:pPr>
+              <w:jc w:val="center"/>
+              <w:rPr>
+                <w:sz w:val="24"/>
+                <w:szCs w:val="24"/>
+              </w:rPr>
+            </w:pPr>
+            <w:r>
+              <w:rPr>
+                <w:color w:val="000000"/>
+                <w:sz w:val="24"/>
+                <w:szCs w:val="24"/>
                 <w:rtl/>
               </w:rPr>
               <w:t>אימון מערים</w:t>
             </w:r>
           </w:p>
           <w:p>
-            <w:r>
-              <w:rPr>
-                <w:b/>
-                <w:bCs/>
-                <w:color w:val="000000"/>
-                <w:sz w:val="18"/>
-                <w:szCs w:val="18"/>
+            <w:pPr>
+              <w:jc w:val="center"/>
+              <w:rPr>
+                <w:sz w:val="24"/>
+                <w:szCs w:val="24"/>
+              </w:rPr>
+            </w:pPr>
+            <w:r>
+              <w:rPr>
+                <w:b/>
+                <w:bCs/>
+                <w:color w:val="000000"/>
+                <w:sz w:val="24"/>
+                <w:szCs w:val="24"/>
                 <w:rtl/>
               </w:rPr>
               <w:t>מיקום לא ידוע</w:t>
@@ -8830,31 +9100,42 @@
         </w:tc>
       </w:tr>
       <w:tr>
-        <w:tc>
-          <w:tcPr>
-            <w:tcW w:w="0" w:type="auto"/>
-            <w:tcBorders>
-              <w:top w:val="single" w:sz="4" w:space="0" w:color="000000"/>
-              <w:left w:val="single" w:sz="4" w:space="0" w:color="000000"/>
-              <w:bottom w:val="single" w:sz="4" w:space="0" w:color="000000"/>
-              <w:right w:val="single" w:sz="4" w:space="0" w:color="000000"/>
-            </w:tcBorders>
-            <w:tcMar>
-              <w:top w:w="40" w:type="dxa"/>
-              <w:left w:w="70" w:type="dxa"/>
-              <w:bottom w:w="40" w:type="dxa"/>
-              <w:right w:w="70" w:type="dxa"/>
-            </w:tcMar>
-            <w:vAlign w:val="center"/>
-          </w:tcPr>
-          <w:p>
-            <w:r>
-              <w:rPr>
-                <w:b/>
-                <w:bCs/>
-                <w:color w:val="000000"/>
-                <w:sz w:val="18"/>
-                <w:szCs w:val="18"/>
+        <w:trPr>
+          <w:trHeight w:val="1128"/>
+          <w:jc w:val="center"/>
+        </w:trPr>
+        <w:tc>
+          <w:tcPr>
+            <w:tcW w:w="0" w:type="auto"/>
+            <w:tcBorders>
+              <w:top w:val="single" w:sz="4" w:space="0" w:color="000000"/>
+              <w:left w:val="single" w:sz="4" w:space="0" w:color="000000"/>
+              <w:bottom w:val="single" w:sz="4" w:space="0" w:color="000000"/>
+              <w:right w:val="single" w:sz="4" w:space="0" w:color="000000"/>
+            </w:tcBorders>
+            <w:tcMar>
+              <w:top w:w="40" w:type="dxa"/>
+              <w:left w:w="70" w:type="dxa"/>
+              <w:bottom w:w="40" w:type="dxa"/>
+              <w:right w:w="70" w:type="dxa"/>
+            </w:tcMar>
+            <w:vAlign w:val="center"/>
+          </w:tcPr>
+          <w:p>
+            <w:pPr>
+              <w:jc w:val="center"/>
+              <w:rPr>
+                <w:sz w:val="24"/>
+                <w:szCs w:val="24"/>
+              </w:rPr>
+            </w:pPr>
+            <w:r>
+              <w:rPr>
+                <w:b/>
+                <w:bCs/>
+                <w:color w:val="000000"/>
+                <w:sz w:val="24"/>
+                <w:szCs w:val="24"/>
                 <w:rtl/>
               </w:rPr>
               <w:t>11:00-12:00</w:t>
@@ -8879,24 +9160,38 @@
             <w:vAlign w:val="center"/>
           </w:tcPr>
           <w:p>
-            <w:r>
-              <w:rPr>
-                <w:color w:val="000000"/>
-                <w:sz w:val="18"/>
-                <w:szCs w:val="18"/>
+            <w:pPr>
+              <w:jc w:val="center"/>
+              <w:rPr>
+                <w:sz w:val="24"/>
+                <w:szCs w:val="24"/>
+              </w:rPr>
+            </w:pPr>
+            <w:r>
+              <w:rPr>
+                <w:color w:val="000000"/>
+                <w:sz w:val="24"/>
+                <w:szCs w:val="24"/>
                 <w:rtl/>
               </w:rPr>
               <w:t>אימון מערים</w:t>
             </w:r>
           </w:p>
           <w:p>
-            <w:r>
-              <w:rPr>
-                <w:b/>
-                <w:bCs/>
-                <w:color w:val="000000"/>
-                <w:sz w:val="18"/>
-                <w:szCs w:val="18"/>
+            <w:pPr>
+              <w:jc w:val="center"/>
+              <w:rPr>
+                <w:sz w:val="24"/>
+                <w:szCs w:val="24"/>
+              </w:rPr>
+            </w:pPr>
+            <w:r>
+              <w:rPr>
+                <w:b/>
+                <w:bCs/>
+                <w:color w:val="000000"/>
+                <w:sz w:val="24"/>
+                <w:szCs w:val="24"/>
                 <w:rtl/>
               </w:rPr>
               <w:t>מיקום לא ידוע</w:t>
@@ -8921,24 +9216,38 @@
             <w:vAlign w:val="center"/>
           </w:tcPr>
           <w:p>
-            <w:r>
-              <w:rPr>
-                <w:color w:val="000000"/>
-                <w:sz w:val="18"/>
-                <w:szCs w:val="18"/>
+            <w:pPr>
+              <w:jc w:val="center"/>
+              <w:rPr>
+                <w:sz w:val="24"/>
+                <w:szCs w:val="24"/>
+              </w:rPr>
+            </w:pPr>
+            <w:r>
+              <w:rPr>
+                <w:color w:val="000000"/>
+                <w:sz w:val="24"/>
+                <w:szCs w:val="24"/>
                 <w:rtl/>
               </w:rPr>
               <w:t>שיעור סדר ציבורי</w:t>
             </w:r>
           </w:p>
           <w:p>
-            <w:r>
-              <w:rPr>
-                <w:b/>
-                <w:bCs/>
-                <w:color w:val="000000"/>
-                <w:sz w:val="18"/>
-                <w:szCs w:val="18"/>
+            <w:pPr>
+              <w:jc w:val="center"/>
+              <w:rPr>
+                <w:sz w:val="24"/>
+                <w:szCs w:val="24"/>
+              </w:rPr>
+            </w:pPr>
+            <w:r>
+              <w:rPr>
+                <w:b/>
+                <w:bCs/>
+                <w:color w:val="000000"/>
+                <w:sz w:val="24"/>
+                <w:szCs w:val="24"/>
                 <w:rtl/>
               </w:rPr>
               <w:t>מיקום לא ידוע</w:t>
@@ -8963,24 +9272,38 @@
             <w:vAlign w:val="center"/>
           </w:tcPr>
           <w:p>
-            <w:r>
-              <w:rPr>
-                <w:color w:val="000000"/>
-                <w:sz w:val="18"/>
-                <w:szCs w:val="18"/>
+            <w:pPr>
+              <w:jc w:val="center"/>
+              <w:rPr>
+                <w:sz w:val="24"/>
+                <w:szCs w:val="24"/>
+              </w:rPr>
+            </w:pPr>
+            <w:r>
+              <w:rPr>
+                <w:color w:val="000000"/>
+                <w:sz w:val="24"/>
+                <w:szCs w:val="24"/>
                 <w:rtl/>
               </w:rPr>
               <w:t>הכנה מנטלית</w:t>
             </w:r>
           </w:p>
           <w:p>
-            <w:r>
-              <w:rPr>
-                <w:b/>
-                <w:bCs/>
-                <w:color w:val="000000"/>
-                <w:sz w:val="18"/>
-                <w:szCs w:val="18"/>
+            <w:pPr>
+              <w:jc w:val="center"/>
+              <w:rPr>
+                <w:sz w:val="24"/>
+                <w:szCs w:val="24"/>
+              </w:rPr>
+            </w:pPr>
+            <w:r>
+              <w:rPr>
+                <w:b/>
+                <w:bCs/>
+                <w:color w:val="000000"/>
+                <w:sz w:val="24"/>
+                <w:szCs w:val="24"/>
                 <w:rtl/>
               </w:rPr>
               <w:t>מיקום לא ידוע</w:t>
@@ -9005,24 +9328,38 @@
             <w:vAlign w:val="center"/>
           </w:tcPr>
           <w:p>
-            <w:r>
-              <w:rPr>
-                <w:color w:val="000000"/>
-                <w:sz w:val="18"/>
-                <w:szCs w:val="18"/>
+            <w:pPr>
+              <w:jc w:val="center"/>
+              <w:rPr>
+                <w:sz w:val="24"/>
+                <w:szCs w:val="24"/>
+              </w:rPr>
+            </w:pPr>
+            <w:r>
+              <w:rPr>
+                <w:color w:val="000000"/>
+                <w:sz w:val="24"/>
+                <w:szCs w:val="24"/>
                 <w:rtl/>
               </w:rPr>
               <w:t>סימולטור</w:t>
             </w:r>
           </w:p>
           <w:p>
-            <w:r>
-              <w:rPr>
-                <w:b/>
-                <w:bCs/>
-                <w:color w:val="000000"/>
-                <w:sz w:val="18"/>
-                <w:szCs w:val="18"/>
+            <w:pPr>
+              <w:jc w:val="center"/>
+              <w:rPr>
+                <w:sz w:val="24"/>
+                <w:szCs w:val="24"/>
+              </w:rPr>
+            </w:pPr>
+            <w:r>
+              <w:rPr>
+                <w:b/>
+                <w:bCs/>
+                <w:color w:val="000000"/>
+                <w:sz w:val="24"/>
+                <w:szCs w:val="24"/>
                 <w:rtl/>
               </w:rPr>
               <w:t>מיקום לא ידוע</w:t>
@@ -9031,6 +9368,10 @@
         </w:tc>
       </w:tr>
       <w:tr>
+        <w:trPr>
+          <w:trHeight w:val="564"/>
+          <w:jc w:val="center"/>
+        </w:trPr>
         <w:tc>
           <w:tcPr>
             <w:tcW w:w="0" w:type="auto"/>
@@ -9050,13 +9391,20 @@
             <w:vAlign w:val="center"/>
           </w:tcPr>
           <w:p>
-            <w:r>
-              <w:rPr>
-                <w:b/>
-                <w:bCs/>
-                <w:color w:val="000000"/>
-                <w:sz w:val="18"/>
-                <w:szCs w:val="18"/>
+            <w:pPr>
+              <w:jc w:val="center"/>
+              <w:rPr>
+                <w:sz w:val="24"/>
+                <w:szCs w:val="24"/>
+              </w:rPr>
+            </w:pPr>
+            <w:r>
+              <w:rPr>
+                <w:b/>
+                <w:bCs/>
+                <w:color w:val="000000"/>
+                <w:sz w:val="24"/>
+                <w:szCs w:val="24"/>
                 <w:rtl/>
               </w:rPr>
               <w:t>12:00-13:00</w:t>
@@ -9083,13 +9431,20 @@
             <w:vAlign w:val="center"/>
           </w:tcPr>
           <w:p>
-            <w:r>
-              <w:rPr>
-                <w:b/>
-                <w:bCs/>
-                <w:color w:val="000000"/>
-                <w:sz w:val="18"/>
-                <w:szCs w:val="18"/>
+            <w:pPr>
+              <w:jc w:val="center"/>
+              <w:rPr>
+                <w:sz w:val="24"/>
+                <w:szCs w:val="24"/>
+              </w:rPr>
+            </w:pPr>
+            <w:r>
+              <w:rPr>
+                <w:b/>
+                <w:bCs/>
+                <w:color w:val="000000"/>
+                <w:sz w:val="24"/>
+                <w:szCs w:val="24"/>
                 <w:rtl/>
               </w:rPr>
               <w:t>א.צ – חד"א</w:t>
@@ -9098,318 +9453,690 @@
         </w:tc>
       </w:tr>
       <w:tr>
-        <w:tc>
-          <w:tcPr>
-            <w:tcW w:w="0" w:type="auto"/>
-            <w:tcBorders>
-              <w:top w:val="single" w:sz="4" w:space="0" w:color="000000"/>
-              <w:left w:val="single" w:sz="4" w:space="0" w:color="000000"/>
-              <w:bottom w:val="single" w:sz="4" w:space="0" w:color="000000"/>
-              <w:right w:val="single" w:sz="4" w:space="0" w:color="000000"/>
-            </w:tcBorders>
-            <w:shd w:val="clear" w:color="auto" w:fill="A6A6A6"/>
-            <w:tcMar>
-              <w:top w:w="40" w:type="dxa"/>
-              <w:left w:w="70" w:type="dxa"/>
-              <w:bottom w:w="40" w:type="dxa"/>
-              <w:right w:w="70" w:type="dxa"/>
-            </w:tcMar>
-            <w:vAlign w:val="center"/>
-          </w:tcPr>
-          <w:p>
-            <w:r>
-              <w:rPr>
-                <w:b/>
-                <w:bCs/>
-                <w:color w:val="000000"/>
-                <w:sz w:val="18"/>
-                <w:szCs w:val="18"/>
-                <w:rtl/>
-              </w:rPr>
-              <w:t>18:00-19:00</w:t>
-            </w:r>
-          </w:p>
-        </w:tc>
-        <w:tc>
-          <w:tcPr>
-            <w:tcW w:w="0" w:type="auto"/>
-            <w:gridSpan w:val="4"/>
-            <w:tcBorders>
-              <w:top w:val="single" w:sz="4" w:space="0" w:color="000000"/>
-              <w:left w:val="single" w:sz="4" w:space="0" w:color="000000"/>
-              <w:bottom w:val="single" w:sz="4" w:space="0" w:color="000000"/>
-              <w:right w:val="single" w:sz="4" w:space="0" w:color="000000"/>
-            </w:tcBorders>
-            <w:shd w:val="clear" w:color="auto" w:fill="A6A6A6"/>
-            <w:tcMar>
-              <w:top w:w="40" w:type="dxa"/>
-              <w:left w:w="70" w:type="dxa"/>
-              <w:bottom w:w="40" w:type="dxa"/>
-              <w:right w:w="70" w:type="dxa"/>
-            </w:tcMar>
-            <w:vAlign w:val="center"/>
-          </w:tcPr>
-          <w:p>
-            <w:r>
-              <w:rPr>
-                <w:b/>
-                <w:bCs/>
-                <w:color w:val="000000"/>
-                <w:sz w:val="18"/>
-                <w:szCs w:val="18"/>
-                <w:rtl/>
-              </w:rPr>
-              <w:t>א.ע – חד"א</w:t>
+        <w:trPr>
+          <w:trHeight w:val="517"/>
+          <w:jc w:val="center"/>
+        </w:trPr>
+        <w:tc>
+          <w:tcPr>
+            <w:tcW w:w="0" w:type="auto"/>
+            <w:tcBorders>
+              <w:top w:val="single" w:sz="4" w:space="0" w:color="000000"/>
+              <w:left w:val="single" w:sz="4" w:space="0" w:color="000000"/>
+              <w:bottom w:val="single" w:sz="4" w:space="0" w:color="000000"/>
+              <w:right w:val="single" w:sz="4" w:space="0" w:color="000000"/>
+            </w:tcBorders>
+            <w:tcMar>
+              <w:top w:w="40" w:type="dxa"/>
+              <w:left w:w="70" w:type="dxa"/>
+              <w:bottom w:w="40" w:type="dxa"/>
+              <w:right w:w="70" w:type="dxa"/>
+            </w:tcMar>
+            <w:vAlign w:val="center"/>
+          </w:tcPr>
+          <w:p>
+            <w:pPr>
+              <w:jc w:val="center"/>
+              <w:rPr>
+                <w:b/>
+                <w:bCs/>
+                <w:color w:val="000000"/>
+                <w:sz w:val="24"/>
+                <w:szCs w:val="24"/>
+                <w:rtl/>
+              </w:rPr>
+            </w:pPr>
+            <w:r>
+              <w:rPr>
+                <w:rFonts w:hint="cs"/>
+                <w:b/>
+                <w:bCs/>
+                <w:color w:val="000000"/>
+                <w:sz w:val="24"/>
+                <w:szCs w:val="24"/>
+                <w:rtl/>
+              </w:rPr>
+              <w:t>13:00-</w:t>
+            </w:r>
+            <w:r>
+              <w:rPr>
+                <w:rFonts w:hint="cs"/>
+                <w:b/>
+                <w:bCs/>
+                <w:color w:val="000000"/>
+                <w:sz w:val="24"/>
+                <w:szCs w:val="24"/>
+                <w:rtl/>
+              </w:rPr>
+              <w:t>14:00</w:t>
+            </w:r>
+          </w:p>
+        </w:tc>
+        <w:tc>
+          <w:tcPr>
+            <w:tcW w:w="0" w:type="auto"/>
+            <w:tcBorders>
+              <w:top w:val="single" w:sz="4" w:space="0" w:color="000000"/>
+              <w:left w:val="single" w:sz="4" w:space="0" w:color="000000"/>
+              <w:bottom w:val="single" w:sz="4" w:space="0" w:color="000000"/>
+              <w:right w:val="single" w:sz="4" w:space="0" w:color="000000"/>
+            </w:tcBorders>
+            <w:tcMar>
+              <w:top w:w="40" w:type="dxa"/>
+              <w:left w:w="70" w:type="dxa"/>
+              <w:bottom w:w="40" w:type="dxa"/>
+              <w:right w:w="70" w:type="dxa"/>
+            </w:tcMar>
+            <w:vAlign w:val="center"/>
+          </w:tcPr>
+          <w:p>
+            <w:pPr>
+              <w:jc w:val="center"/>
+              <w:rPr>
+                <w:sz w:val="24"/>
+                <w:szCs w:val="24"/>
+              </w:rPr>
+            </w:pPr>
+            <w:r>
+              <w:rPr>
+                <w:color w:val="000000"/>
+                <w:sz w:val="24"/>
+                <w:szCs w:val="24"/>
+                <w:rtl/>
+              </w:rPr>
+              <w:t>שיעור הגנת ישוב</w:t>
+            </w:r>
+          </w:p>
+          <w:p>
+            <w:pPr>
+              <w:jc w:val="center"/>
+              <w:rPr>
+                <w:b/>
+                <w:bCs/>
+                <w:color w:val="000000"/>
+                <w:sz w:val="24"/>
+                <w:szCs w:val="24"/>
+                <w:rtl/>
+              </w:rPr>
+            </w:pPr>
+            <w:r>
+              <w:rPr>
+                <w:b/>
+                <w:bCs/>
+                <w:color w:val="000000"/>
+                <w:sz w:val="24"/>
+                <w:szCs w:val="24"/>
+                <w:rtl/>
+              </w:rPr>
+              <w:t>מיקום לא ידוע</w:t>
+            </w:r>
+          </w:p>
+        </w:tc>
+        <w:tc>
+          <w:tcPr>
+            <w:tcW w:w="0" w:type="auto"/>
+            <w:tcBorders>
+              <w:top w:val="single" w:sz="4" w:space="0" w:color="000000"/>
+              <w:left w:val="single" w:sz="4" w:space="0" w:color="000000"/>
+              <w:bottom w:val="single" w:sz="4" w:space="0" w:color="000000"/>
+              <w:right w:val="single" w:sz="4" w:space="0" w:color="000000"/>
+            </w:tcBorders>
+            <w:vAlign w:val="center"/>
+          </w:tcPr>
+          <w:p>
+            <w:pPr>
+              <w:jc w:val="center"/>
+              <w:rPr>
+                <w:sz w:val="24"/>
+                <w:szCs w:val="24"/>
+              </w:rPr>
+            </w:pPr>
+            <w:r>
+              <w:rPr>
+                <w:color w:val="000000"/>
+                <w:sz w:val="24"/>
+                <w:szCs w:val="24"/>
+                <w:rtl/>
+              </w:rPr>
+              <w:t>שיעור הגנת ישוב</w:t>
+            </w:r>
+          </w:p>
+          <w:p>
+            <w:pPr>
+              <w:jc w:val="center"/>
+              <w:rPr>
+                <w:b/>
+                <w:bCs/>
+                <w:color w:val="000000"/>
+                <w:sz w:val="24"/>
+                <w:szCs w:val="24"/>
+                <w:rtl/>
+              </w:rPr>
+            </w:pPr>
+            <w:r>
+              <w:rPr>
+                <w:b/>
+                <w:bCs/>
+                <w:color w:val="000000"/>
+                <w:sz w:val="24"/>
+                <w:szCs w:val="24"/>
+                <w:rtl/>
+              </w:rPr>
+              <w:t>מיקום לא ידוע</w:t>
+            </w:r>
+          </w:p>
+        </w:tc>
+        <w:tc>
+          <w:tcPr>
+            <w:tcW w:w="0" w:type="auto"/>
+            <w:tcBorders>
+              <w:top w:val="single" w:sz="4" w:space="0" w:color="000000"/>
+              <w:left w:val="single" w:sz="4" w:space="0" w:color="000000"/>
+              <w:bottom w:val="single" w:sz="4" w:space="0" w:color="000000"/>
+              <w:right w:val="single" w:sz="4" w:space="0" w:color="000000"/>
+            </w:tcBorders>
+            <w:vAlign w:val="center"/>
+          </w:tcPr>
+          <w:p>
+            <w:pPr>
+              <w:jc w:val="center"/>
+              <w:rPr>
+                <w:sz w:val="24"/>
+                <w:szCs w:val="24"/>
+              </w:rPr>
+            </w:pPr>
+            <w:r>
+              <w:rPr>
+                <w:color w:val="000000"/>
+                <w:sz w:val="24"/>
+                <w:szCs w:val="24"/>
+                <w:rtl/>
+              </w:rPr>
+              <w:t>שיעור הגנת ישוב</w:t>
+            </w:r>
+          </w:p>
+          <w:p>
+            <w:pPr>
+              <w:jc w:val="center"/>
+              <w:rPr>
+                <w:b/>
+                <w:bCs/>
+                <w:color w:val="000000"/>
+                <w:sz w:val="24"/>
+                <w:szCs w:val="24"/>
+                <w:rtl/>
+              </w:rPr>
+            </w:pPr>
+            <w:r>
+              <w:rPr>
+                <w:b/>
+                <w:bCs/>
+                <w:color w:val="000000"/>
+                <w:sz w:val="24"/>
+                <w:szCs w:val="24"/>
+                <w:rtl/>
+              </w:rPr>
+              <w:t>מיקום לא ידוע</w:t>
+            </w:r>
+          </w:p>
+        </w:tc>
+        <w:tc>
+          <w:tcPr>
+            <w:tcW w:w="0" w:type="auto"/>
+            <w:tcBorders>
+              <w:top w:val="single" w:sz="4" w:space="0" w:color="000000"/>
+              <w:left w:val="single" w:sz="4" w:space="0" w:color="000000"/>
+              <w:bottom w:val="single" w:sz="4" w:space="0" w:color="000000"/>
+              <w:right w:val="single" w:sz="4" w:space="0" w:color="000000"/>
+            </w:tcBorders>
+            <w:vAlign w:val="center"/>
+          </w:tcPr>
+          <w:p>
+            <w:pPr>
+              <w:jc w:val="center"/>
+              <w:rPr>
+                <w:sz w:val="24"/>
+                <w:szCs w:val="24"/>
+              </w:rPr>
+            </w:pPr>
+            <w:r>
+              <w:rPr>
+                <w:color w:val="000000"/>
+                <w:sz w:val="24"/>
+                <w:szCs w:val="24"/>
+                <w:rtl/>
+              </w:rPr>
+              <w:t>שיעור הגנת ישוב</w:t>
+            </w:r>
+          </w:p>
+          <w:p>
+            <w:pPr>
+              <w:jc w:val="center"/>
+              <w:rPr>
+                <w:b/>
+                <w:bCs/>
+                <w:color w:val="000000"/>
+                <w:sz w:val="24"/>
+                <w:szCs w:val="24"/>
+                <w:rtl/>
+              </w:rPr>
+            </w:pPr>
+            <w:r>
+              <w:rPr>
+                <w:b/>
+                <w:bCs/>
+                <w:color w:val="000000"/>
+                <w:sz w:val="24"/>
+                <w:szCs w:val="24"/>
+                <w:rtl/>
+              </w:rPr>
+              <w:t>מיקום לא ידוע</w:t>
             </w:r>
           </w:p>
         </w:tc>
       </w:tr>
       <w:tr>
-        <w:tc>
-          <w:tcPr>
-            <w:tcW w:w="0" w:type="auto"/>
-            <w:tcBorders>
-              <w:top w:val="single" w:sz="4" w:space="0" w:color="000000"/>
-              <w:left w:val="single" w:sz="4" w:space="0" w:color="000000"/>
-              <w:bottom w:val="single" w:sz="4" w:space="0" w:color="000000"/>
-              <w:right w:val="single" w:sz="4" w:space="0" w:color="000000"/>
-            </w:tcBorders>
-            <w:tcMar>
-              <w:top w:w="40" w:type="dxa"/>
-              <w:left w:w="70" w:type="dxa"/>
-              <w:bottom w:w="40" w:type="dxa"/>
-              <w:right w:w="70" w:type="dxa"/>
-            </w:tcMar>
-            <w:vAlign w:val="center"/>
-          </w:tcPr>
-          <w:p>
-            <w:r>
-              <w:rPr>
-                <w:b/>
-                <w:bCs/>
-                <w:color w:val="000000"/>
-                <w:sz w:val="18"/>
-                <w:szCs w:val="18"/>
-                <w:rtl/>
-              </w:rPr>
-              <w:t>19:00-20:30</w:t>
-            </w:r>
-          </w:p>
-        </w:tc>
-        <w:tc>
-          <w:tcPr>
-            <w:tcW w:w="0" w:type="auto"/>
-            <w:tcBorders>
-              <w:top w:val="single" w:sz="4" w:space="0" w:color="000000"/>
-              <w:left w:val="single" w:sz="4" w:space="0" w:color="000000"/>
-              <w:bottom w:val="single" w:sz="4" w:space="0" w:color="000000"/>
-              <w:right w:val="single" w:sz="4" w:space="0" w:color="000000"/>
-            </w:tcBorders>
-            <w:tcMar>
-              <w:top w:w="40" w:type="dxa"/>
-              <w:left w:w="70" w:type="dxa"/>
-              <w:bottom w:w="40" w:type="dxa"/>
-              <w:right w:w="70" w:type="dxa"/>
-            </w:tcMar>
-            <w:vAlign w:val="center"/>
-          </w:tcPr>
-          <w:p>
-            <w:proofErr w:type="spellStart"/>
-            <w:r>
-              <w:rPr>
-                <w:color w:val="000000"/>
-                <w:sz w:val="18"/>
-                <w:szCs w:val="18"/>
-                <w:rtl/>
-              </w:rPr>
-              <w:t>קפק</w:t>
-            </w:r>
-            <w:proofErr w:type="spellEnd"/>
-            <w:r>
-              <w:rPr>
-                <w:color w:val="000000"/>
-                <w:sz w:val="18"/>
-                <w:szCs w:val="18"/>
-                <w:rtl/>
-              </w:rPr>
-              <w:t xml:space="preserve"> 1 לגזרה</w:t>
-            </w:r>
-          </w:p>
-          <w:p>
-            <w:r>
-              <w:rPr>
-                <w:b/>
-                <w:bCs/>
-                <w:color w:val="000000"/>
-                <w:sz w:val="18"/>
-                <w:szCs w:val="18"/>
-                <w:rtl/>
-              </w:rPr>
-              <w:t>מיקום לא ידוע</w:t>
-            </w:r>
-          </w:p>
-        </w:tc>
-        <w:tc>
-          <w:tcPr>
-            <w:tcW w:w="0" w:type="auto"/>
-            <w:tcBorders>
-              <w:top w:val="single" w:sz="4" w:space="0" w:color="000000"/>
-              <w:left w:val="single" w:sz="4" w:space="0" w:color="000000"/>
-              <w:bottom w:val="single" w:sz="4" w:space="0" w:color="000000"/>
-              <w:right w:val="single" w:sz="4" w:space="0" w:color="000000"/>
-            </w:tcBorders>
-            <w:tcMar>
-              <w:top w:w="40" w:type="dxa"/>
-              <w:left w:w="70" w:type="dxa"/>
-              <w:bottom w:w="40" w:type="dxa"/>
-              <w:right w:w="70" w:type="dxa"/>
-            </w:tcMar>
-            <w:vAlign w:val="center"/>
-          </w:tcPr>
-          <w:p>
-            <w:proofErr w:type="spellStart"/>
-            <w:r>
-              <w:rPr>
-                <w:color w:val="000000"/>
-                <w:sz w:val="18"/>
-                <w:szCs w:val="18"/>
-                <w:rtl/>
-              </w:rPr>
-              <w:t>קפק</w:t>
-            </w:r>
-            <w:proofErr w:type="spellEnd"/>
-            <w:r>
-              <w:rPr>
-                <w:color w:val="000000"/>
-                <w:sz w:val="18"/>
-                <w:szCs w:val="18"/>
-                <w:rtl/>
-              </w:rPr>
-              <w:t xml:space="preserve"> 1 לגזרה</w:t>
-            </w:r>
-          </w:p>
-          <w:p>
-            <w:r>
-              <w:rPr>
-                <w:b/>
-                <w:bCs/>
-                <w:color w:val="000000"/>
-                <w:sz w:val="18"/>
-                <w:szCs w:val="18"/>
-                <w:rtl/>
-              </w:rPr>
-              <w:t>מיקום לא ידוע</w:t>
-            </w:r>
-          </w:p>
-        </w:tc>
-        <w:tc>
-          <w:tcPr>
-            <w:tcW w:w="0" w:type="auto"/>
-            <w:tcBorders>
-              <w:top w:val="single" w:sz="4" w:space="0" w:color="000000"/>
-              <w:left w:val="single" w:sz="4" w:space="0" w:color="000000"/>
-              <w:bottom w:val="single" w:sz="4" w:space="0" w:color="000000"/>
-              <w:right w:val="single" w:sz="4" w:space="0" w:color="000000"/>
-            </w:tcBorders>
-            <w:tcMar>
-              <w:top w:w="40" w:type="dxa"/>
-              <w:left w:w="70" w:type="dxa"/>
-              <w:bottom w:w="40" w:type="dxa"/>
-              <w:right w:w="70" w:type="dxa"/>
-            </w:tcMar>
-            <w:vAlign w:val="center"/>
-          </w:tcPr>
-          <w:p>
-            <w:proofErr w:type="spellStart"/>
-            <w:r>
-              <w:rPr>
-                <w:color w:val="000000"/>
-                <w:sz w:val="18"/>
-                <w:szCs w:val="18"/>
-                <w:rtl/>
-              </w:rPr>
-              <w:t>קפק</w:t>
-            </w:r>
-            <w:proofErr w:type="spellEnd"/>
-            <w:r>
-              <w:rPr>
-                <w:color w:val="000000"/>
-                <w:sz w:val="18"/>
-                <w:szCs w:val="18"/>
-                <w:rtl/>
-              </w:rPr>
-              <w:t xml:space="preserve"> 1 לגזרה</w:t>
-            </w:r>
-          </w:p>
-          <w:p>
-            <w:r>
-              <w:rPr>
-                <w:b/>
-                <w:bCs/>
-                <w:color w:val="000000"/>
-                <w:sz w:val="18"/>
-                <w:szCs w:val="18"/>
-                <w:rtl/>
-              </w:rPr>
-              <w:t>מיקום לא ידוע</w:t>
-            </w:r>
-          </w:p>
-        </w:tc>
-        <w:tc>
-          <w:tcPr>
-            <w:tcW w:w="0" w:type="auto"/>
-            <w:tcBorders>
-              <w:top w:val="single" w:sz="4" w:space="0" w:color="000000"/>
-              <w:left w:val="single" w:sz="4" w:space="0" w:color="000000"/>
-              <w:bottom w:val="single" w:sz="4" w:space="0" w:color="000000"/>
-              <w:right w:val="single" w:sz="4" w:space="0" w:color="000000"/>
-            </w:tcBorders>
-            <w:tcMar>
-              <w:top w:w="40" w:type="dxa"/>
-              <w:left w:w="70" w:type="dxa"/>
-              <w:bottom w:w="40" w:type="dxa"/>
-              <w:right w:w="70" w:type="dxa"/>
-            </w:tcMar>
-            <w:vAlign w:val="center"/>
-          </w:tcPr>
-          <w:p>
-            <w:proofErr w:type="spellStart"/>
-            <w:r>
-              <w:rPr>
-                <w:color w:val="000000"/>
-                <w:sz w:val="18"/>
-                <w:szCs w:val="18"/>
-                <w:rtl/>
-              </w:rPr>
-              <w:t>קפק</w:t>
-            </w:r>
-            <w:proofErr w:type="spellEnd"/>
-            <w:r>
-              <w:rPr>
-                <w:color w:val="000000"/>
-                <w:sz w:val="18"/>
-                <w:szCs w:val="18"/>
-                <w:rtl/>
-              </w:rPr>
-              <w:t xml:space="preserve"> 1 לגזרה</w:t>
-            </w:r>
-          </w:p>
-          <w:p>
-            <w:r>
-              <w:rPr>
-                <w:b/>
-                <w:bCs/>
-                <w:color w:val="000000"/>
-                <w:sz w:val="18"/>
-                <w:szCs w:val="18"/>
-                <w:rtl/>
-              </w:rPr>
-              <w:t>מיקום לא ידוע</w:t>
+        <w:trPr>
+          <w:trHeight w:val="564"/>
+          <w:jc w:val="center"/>
+        </w:trPr>
+        <w:tc>
+          <w:tcPr>
+            <w:tcW w:w="0" w:type="auto"/>
+            <w:tcBorders>
+              <w:top w:val="single" w:sz="4" w:space="0" w:color="000000"/>
+              <w:left w:val="single" w:sz="4" w:space="0" w:color="000000"/>
+              <w:bottom w:val="single" w:sz="4" w:space="0" w:color="000000"/>
+              <w:right w:val="single" w:sz="4" w:space="0" w:color="000000"/>
+            </w:tcBorders>
+            <w:shd w:val="clear" w:color="auto" w:fill="A6A6A6"/>
+            <w:tcMar>
+              <w:top w:w="40" w:type="dxa"/>
+              <w:left w:w="70" w:type="dxa"/>
+              <w:bottom w:w="40" w:type="dxa"/>
+              <w:right w:w="70" w:type="dxa"/>
+            </w:tcMar>
+            <w:vAlign w:val="center"/>
+          </w:tcPr>
+          <w:p>
+            <w:pPr>
+              <w:jc w:val="center"/>
+              <w:rPr>
+                <w:sz w:val="24"/>
+                <w:szCs w:val="24"/>
+              </w:rPr>
+            </w:pPr>
+            <w:r>
+              <w:rPr>
+                <w:b/>
+                <w:bCs/>
+                <w:color w:val="000000"/>
+                <w:sz w:val="24"/>
+                <w:szCs w:val="24"/>
+                <w:rtl/>
+              </w:rPr>
+              <w:t>18:00-19:00</w:t>
+            </w:r>
+          </w:p>
+        </w:tc>
+        <w:tc>
+          <w:tcPr>
+            <w:tcW w:w="0" w:type="auto"/>
+            <w:gridSpan w:val="4"/>
+            <w:tcBorders>
+              <w:top w:val="single" w:sz="4" w:space="0" w:color="000000"/>
+              <w:left w:val="single" w:sz="4" w:space="0" w:color="000000"/>
+              <w:bottom w:val="single" w:sz="4" w:space="0" w:color="000000"/>
+              <w:right w:val="single" w:sz="4" w:space="0" w:color="000000"/>
+            </w:tcBorders>
+            <w:shd w:val="clear" w:color="auto" w:fill="A6A6A6"/>
+            <w:tcMar>
+              <w:top w:w="40" w:type="dxa"/>
+              <w:left w:w="70" w:type="dxa"/>
+              <w:bottom w:w="40" w:type="dxa"/>
+              <w:right w:w="70" w:type="dxa"/>
+            </w:tcMar>
+            <w:vAlign w:val="center"/>
+          </w:tcPr>
+          <w:p>
+            <w:pPr>
+              <w:jc w:val="center"/>
+              <w:rPr>
+                <w:sz w:val="24"/>
+                <w:szCs w:val="24"/>
+              </w:rPr>
+            </w:pPr>
+            <w:r>
+              <w:rPr>
+                <w:b/>
+                <w:bCs/>
+                <w:color w:val="000000"/>
+                <w:sz w:val="24"/>
+                <w:szCs w:val="24"/>
+                <w:rtl/>
+              </w:rPr>
+              <w:t>א.ע – חד"א</w:t>
             </w:r>
           </w:p>
         </w:tc>
       </w:tr>
       <w:tr>
+        <w:trPr>
+          <w:trHeight w:val="1128"/>
+          <w:jc w:val="center"/>
+        </w:trPr>
+        <w:tc>
+          <w:tcPr>
+            <w:tcW w:w="0" w:type="auto"/>
+            <w:tcBorders>
+              <w:top w:val="single" w:sz="4" w:space="0" w:color="000000"/>
+              <w:left w:val="single" w:sz="4" w:space="0" w:color="000000"/>
+              <w:bottom w:val="single" w:sz="4" w:space="0" w:color="000000"/>
+              <w:right w:val="single" w:sz="4" w:space="0" w:color="000000"/>
+            </w:tcBorders>
+            <w:tcMar>
+              <w:top w:w="40" w:type="dxa"/>
+              <w:left w:w="70" w:type="dxa"/>
+              <w:bottom w:w="40" w:type="dxa"/>
+              <w:right w:w="70" w:type="dxa"/>
+            </w:tcMar>
+            <w:vAlign w:val="center"/>
+          </w:tcPr>
+          <w:p>
+            <w:pPr>
+              <w:jc w:val="center"/>
+              <w:rPr>
+                <w:sz w:val="24"/>
+                <w:szCs w:val="24"/>
+              </w:rPr>
+            </w:pPr>
+            <w:r>
+              <w:rPr>
+                <w:b/>
+                <w:bCs/>
+                <w:color w:val="000000"/>
+                <w:sz w:val="24"/>
+                <w:szCs w:val="24"/>
+                <w:rtl/>
+              </w:rPr>
+              <w:t>19:00-20:30</w:t>
+            </w:r>
+          </w:p>
+        </w:tc>
+        <w:tc>
+          <w:tcPr>
+            <w:tcW w:w="0" w:type="auto"/>
+            <w:tcBorders>
+              <w:top w:val="single" w:sz="4" w:space="0" w:color="000000"/>
+              <w:left w:val="single" w:sz="4" w:space="0" w:color="000000"/>
+              <w:bottom w:val="single" w:sz="4" w:space="0" w:color="000000"/>
+              <w:right w:val="single" w:sz="4" w:space="0" w:color="000000"/>
+            </w:tcBorders>
+            <w:tcMar>
+              <w:top w:w="40" w:type="dxa"/>
+              <w:left w:w="70" w:type="dxa"/>
+              <w:bottom w:w="40" w:type="dxa"/>
+              <w:right w:w="70" w:type="dxa"/>
+            </w:tcMar>
+            <w:vAlign w:val="center"/>
+          </w:tcPr>
+          <w:p>
+            <w:pPr>
+              <w:jc w:val="center"/>
+              <w:rPr>
+                <w:sz w:val="24"/>
+                <w:szCs w:val="24"/>
+              </w:rPr>
+            </w:pPr>
+            <w:proofErr w:type="spellStart"/>
+            <w:r>
+              <w:rPr>
+                <w:color w:val="000000"/>
+                <w:sz w:val="24"/>
+                <w:szCs w:val="24"/>
+                <w:rtl/>
+              </w:rPr>
+              <w:t>קפק</w:t>
+            </w:r>
+            <w:proofErr w:type="spellEnd"/>
+            <w:r>
+              <w:rPr>
+                <w:color w:val="000000"/>
+                <w:sz w:val="24"/>
+                <w:szCs w:val="24"/>
+                <w:rtl/>
+              </w:rPr>
+              <w:t xml:space="preserve"> 1 לגזרה</w:t>
+            </w:r>
+          </w:p>
+          <w:p>
+            <w:pPr>
+              <w:jc w:val="center"/>
+              <w:rPr>
+                <w:sz w:val="24"/>
+                <w:szCs w:val="24"/>
+              </w:rPr>
+            </w:pPr>
+            <w:r>
+              <w:rPr>
+                <w:b/>
+                <w:bCs/>
+                <w:color w:val="000000"/>
+                <w:sz w:val="24"/>
+                <w:szCs w:val="24"/>
+                <w:rtl/>
+              </w:rPr>
+              <w:t>מיקום לא ידוע</w:t>
+            </w:r>
+          </w:p>
+        </w:tc>
+        <w:tc>
+          <w:tcPr>
+            <w:tcW w:w="0" w:type="auto"/>
+            <w:tcBorders>
+              <w:top w:val="single" w:sz="4" w:space="0" w:color="000000"/>
+              <w:left w:val="single" w:sz="4" w:space="0" w:color="000000"/>
+              <w:bottom w:val="single" w:sz="4" w:space="0" w:color="000000"/>
+              <w:right w:val="single" w:sz="4" w:space="0" w:color="000000"/>
+            </w:tcBorders>
+            <w:tcMar>
+              <w:top w:w="40" w:type="dxa"/>
+              <w:left w:w="70" w:type="dxa"/>
+              <w:bottom w:w="40" w:type="dxa"/>
+              <w:right w:w="70" w:type="dxa"/>
+            </w:tcMar>
+            <w:vAlign w:val="center"/>
+          </w:tcPr>
+          <w:p>
+            <w:pPr>
+              <w:jc w:val="center"/>
+              <w:rPr>
+                <w:sz w:val="24"/>
+                <w:szCs w:val="24"/>
+              </w:rPr>
+            </w:pPr>
+            <w:proofErr w:type="spellStart"/>
+            <w:r>
+              <w:rPr>
+                <w:color w:val="000000"/>
+                <w:sz w:val="24"/>
+                <w:szCs w:val="24"/>
+                <w:rtl/>
+              </w:rPr>
+              <w:t>קפק</w:t>
+            </w:r>
+            <w:proofErr w:type="spellEnd"/>
+            <w:r>
+              <w:rPr>
+                <w:color w:val="000000"/>
+                <w:sz w:val="24"/>
+                <w:szCs w:val="24"/>
+                <w:rtl/>
+              </w:rPr>
+              <w:t xml:space="preserve"> 1 לגזרה</w:t>
+            </w:r>
+          </w:p>
+          <w:p>
+            <w:pPr>
+              <w:jc w:val="center"/>
+              <w:rPr>
+                <w:sz w:val="24"/>
+                <w:szCs w:val="24"/>
+              </w:rPr>
+            </w:pPr>
+            <w:r>
+              <w:rPr>
+                <w:b/>
+                <w:bCs/>
+                <w:color w:val="000000"/>
+                <w:sz w:val="24"/>
+                <w:szCs w:val="24"/>
+                <w:rtl/>
+              </w:rPr>
+              <w:t>מיקום לא ידוע</w:t>
+            </w:r>
+          </w:p>
+        </w:tc>
+        <w:tc>
+          <w:tcPr>
+            <w:tcW w:w="0" w:type="auto"/>
+            <w:tcBorders>
+              <w:top w:val="single" w:sz="4" w:space="0" w:color="000000"/>
+              <w:left w:val="single" w:sz="4" w:space="0" w:color="000000"/>
+              <w:bottom w:val="single" w:sz="4" w:space="0" w:color="000000"/>
+              <w:right w:val="single" w:sz="4" w:space="0" w:color="000000"/>
+            </w:tcBorders>
+            <w:tcMar>
+              <w:top w:w="40" w:type="dxa"/>
+              <w:left w:w="70" w:type="dxa"/>
+              <w:bottom w:w="40" w:type="dxa"/>
+              <w:right w:w="70" w:type="dxa"/>
+            </w:tcMar>
+            <w:vAlign w:val="center"/>
+          </w:tcPr>
+          <w:p>
+            <w:pPr>
+              <w:jc w:val="center"/>
+              <w:rPr>
+                <w:sz w:val="24"/>
+                <w:szCs w:val="24"/>
+              </w:rPr>
+            </w:pPr>
+            <w:proofErr w:type="spellStart"/>
+            <w:r>
+              <w:rPr>
+                <w:color w:val="000000"/>
+                <w:sz w:val="24"/>
+                <w:szCs w:val="24"/>
+                <w:rtl/>
+              </w:rPr>
+              <w:t>קפק</w:t>
+            </w:r>
+            <w:proofErr w:type="spellEnd"/>
+            <w:r>
+              <w:rPr>
+                <w:color w:val="000000"/>
+                <w:sz w:val="24"/>
+                <w:szCs w:val="24"/>
+                <w:rtl/>
+              </w:rPr>
+              <w:t xml:space="preserve"> 1 לגזרה</w:t>
+            </w:r>
+          </w:p>
+          <w:p>
+            <w:pPr>
+              <w:jc w:val="center"/>
+              <w:rPr>
+                <w:sz w:val="24"/>
+                <w:szCs w:val="24"/>
+              </w:rPr>
+            </w:pPr>
+            <w:r>
+              <w:rPr>
+                <w:b/>
+                <w:bCs/>
+                <w:color w:val="000000"/>
+                <w:sz w:val="24"/>
+                <w:szCs w:val="24"/>
+                <w:rtl/>
+              </w:rPr>
+              <w:t>מיקום לא ידוע</w:t>
+            </w:r>
+          </w:p>
+        </w:tc>
+        <w:tc>
+          <w:tcPr>
+            <w:tcW w:w="0" w:type="auto"/>
+            <w:tcBorders>
+              <w:top w:val="single" w:sz="4" w:space="0" w:color="000000"/>
+              <w:left w:val="single" w:sz="4" w:space="0" w:color="000000"/>
+              <w:bottom w:val="single" w:sz="4" w:space="0" w:color="000000"/>
+              <w:right w:val="single" w:sz="4" w:space="0" w:color="000000"/>
+            </w:tcBorders>
+            <w:tcMar>
+              <w:top w:w="40" w:type="dxa"/>
+              <w:left w:w="70" w:type="dxa"/>
+              <w:bottom w:w="40" w:type="dxa"/>
+              <w:right w:w="70" w:type="dxa"/>
+            </w:tcMar>
+            <w:vAlign w:val="center"/>
+          </w:tcPr>
+          <w:p>
+            <w:pPr>
+              <w:jc w:val="center"/>
+              <w:rPr>
+                <w:sz w:val="24"/>
+                <w:szCs w:val="24"/>
+              </w:rPr>
+            </w:pPr>
+            <w:proofErr w:type="spellStart"/>
+            <w:r>
+              <w:rPr>
+                <w:color w:val="000000"/>
+                <w:sz w:val="24"/>
+                <w:szCs w:val="24"/>
+                <w:rtl/>
+              </w:rPr>
+              <w:t>קפק</w:t>
+            </w:r>
+            <w:proofErr w:type="spellEnd"/>
+            <w:r>
+              <w:rPr>
+                <w:color w:val="000000"/>
+                <w:sz w:val="24"/>
+                <w:szCs w:val="24"/>
+                <w:rtl/>
+              </w:rPr>
+              <w:t xml:space="preserve"> 1 לגזרה</w:t>
+            </w:r>
+          </w:p>
+          <w:p>
+            <w:pPr>
+              <w:jc w:val="center"/>
+              <w:rPr>
+                <w:sz w:val="24"/>
+                <w:szCs w:val="24"/>
+              </w:rPr>
+            </w:pPr>
+            <w:r>
+              <w:rPr>
+                <w:b/>
+                <w:bCs/>
+                <w:color w:val="000000"/>
+                <w:sz w:val="24"/>
+                <w:szCs w:val="24"/>
+                <w:rtl/>
+              </w:rPr>
+              <w:t>מיקום לא ידוע</w:t>
+            </w:r>
+          </w:p>
+        </w:tc>
+      </w:tr>
+      <w:tr>
+        <w:trPr>
+          <w:trHeight w:val="564"/>
+          <w:jc w:val="center"/>
+        </w:trPr>
         <w:tc>
           <w:tcPr>
             <w:tcW w:w="0" w:type="auto"/>
@@ -9429,13 +10156,20 @@
             <w:vAlign w:val="center"/>
           </w:tcPr>
           <w:p>
-            <w:r>
-              <w:rPr>
-                <w:b/>
-                <w:bCs/>
-                <w:color w:val="000000"/>
-                <w:sz w:val="18"/>
-                <w:szCs w:val="18"/>
+            <w:pPr>
+              <w:jc w:val="center"/>
+              <w:rPr>
+                <w:sz w:val="24"/>
+                <w:szCs w:val="24"/>
+              </w:rPr>
+            </w:pPr>
+            <w:r>
+              <w:rPr>
+                <w:b/>
+                <w:bCs/>
+                <w:color w:val="000000"/>
+                <w:sz w:val="24"/>
+                <w:szCs w:val="24"/>
                 <w:rtl/>
               </w:rPr>
               <w:t>20:30-22:00</w:t>
@@ -9462,40 +10196,46 @@
             <w:vAlign w:val="center"/>
           </w:tcPr>
           <w:p>
-            <w:r>
-              <w:rPr>
-                <w:b/>
-                <w:bCs/>
-                <w:color w:val="000000"/>
-                <w:sz w:val="18"/>
-                <w:szCs w:val="18"/>
-                <w:rtl/>
-              </w:rPr>
-              <w:t xml:space="preserve">לבנת בטיחות </w:t>
-            </w:r>
-            <w:proofErr w:type="spellStart"/>
-            <w:r>
-              <w:rPr>
-                <w:b/>
-                <w:bCs/>
-                <w:color w:val="000000"/>
-                <w:sz w:val="18"/>
-                <w:szCs w:val="18"/>
-                <w:rtl/>
-              </w:rPr>
-              <w:t>לתע״ם</w:t>
-            </w:r>
-            <w:proofErr w:type="spellEnd"/>
-            <w:r>
-              <w:rPr>
-                <w:b/>
-                <w:bCs/>
-                <w:color w:val="000000"/>
-                <w:sz w:val="18"/>
-                <w:szCs w:val="18"/>
-                <w:rtl/>
-              </w:rPr>
-              <w:t xml:space="preserve"> + תחקירי דגל ובוחן</w:t>
+            <w:pPr>
+              <w:jc w:val="center"/>
+              <w:rPr>
+                <w:color w:val="000000"/>
+                <w:sz w:val="24"/>
+                <w:szCs w:val="24"/>
+                <w:rtl/>
+              </w:rPr>
+            </w:pPr>
+            <w:r>
+              <w:rPr>
+                <w:rFonts w:hint="cs"/>
+                <w:color w:val="000000"/>
+                <w:sz w:val="24"/>
+                <w:szCs w:val="24"/>
+                <w:rtl/>
+              </w:rPr>
+              <w:t>ערב גדוד</w:t>
+            </w:r>
+          </w:p>
+          <w:p>
+            <w:pPr>
+              <w:jc w:val="center"/>
+              <w:rPr>
+                <w:b/>
+                <w:bCs/>
+                <w:sz w:val="24"/>
+                <w:szCs w:val="24"/>
+              </w:rPr>
+            </w:pPr>
+            <w:r>
+              <w:rPr>
+                <w:rFonts w:hint="cs"/>
+                <w:b/>
+                <w:bCs/>
+                <w:sz w:val="24"/>
+                <w:szCs w:val="24"/>
+                <w:rtl/>
+              </w:rPr>
+              <w:t>מצפור</w:t>
             </w:r>
           </w:p>
         </w:tc>
@@ -9552,1666 +10292,6 @@
         <w:t>יום שלישי 23.06</w:t>
       </w:r>
     </w:p>
-    <w:tbl>
-      <w:tblPr>
-        <w:bidiVisual/>
-        <w:tblW w:w="9351" w:type="dxa"/>
-        <w:tblBorders>
-          <w:top w:val="single" w:sz="4" w:space="0" w:color="auto"/>
-          <w:left w:val="single" w:sz="4" w:space="0" w:color="auto"/>
-          <w:bottom w:val="single" w:sz="4" w:space="0" w:color="auto"/>
-          <w:right w:val="single" w:sz="4" w:space="0" w:color="auto"/>
-          <w:insideH w:val="single" w:sz="4" w:space="0" w:color="auto"/>
-          <w:insideV w:val="single" w:sz="4" w:space="0" w:color="auto"/>
-        </w:tblBorders>
-        <w:tblCellMar>
-          <w:left w:w="10" w:type="dxa"/>
-          <w:right w:w="10" w:type="dxa"/>
-        </w:tblCellMar>
-        <w:tblLook w:val="0000" w:firstRow="0" w:lastRow="0" w:firstColumn="0" w:lastColumn="0" w:noHBand="0" w:noVBand="0"/>
-      </w:tblPr>
-      <w:tblGrid>
-        <w:gridCol w:w="1480"/>
-        <w:gridCol w:w="4037"/>
-        <w:gridCol w:w="1643"/>
-        <w:gridCol w:w="1346"/>
-        <w:gridCol w:w="845"/>
-      </w:tblGrid>
-      <w:tr>
-        <w:tc>
-          <w:tcPr>
-            <w:tcW w:w="0" w:type="auto"/>
-            <w:gridSpan w:val="5"/>
-            <w:tcBorders>
-              <w:top w:val="single" w:sz="4" w:space="0" w:color="000000"/>
-              <w:left w:val="single" w:sz="4" w:space="0" w:color="000000"/>
-              <w:bottom w:val="single" w:sz="4" w:space="0" w:color="000000"/>
-              <w:right w:val="single" w:sz="4" w:space="0" w:color="000000"/>
-            </w:tcBorders>
-            <w:shd w:val="clear" w:color="auto" w:fill="A6A6A6"/>
-            <w:tcMar>
-              <w:top w:w="40" w:type="dxa"/>
-              <w:left w:w="70" w:type="dxa"/>
-              <w:bottom w:w="40" w:type="dxa"/>
-              <w:right w:w="70" w:type="dxa"/>
-            </w:tcMar>
-            <w:vAlign w:val="center"/>
-          </w:tcPr>
-          <w:p>
-            <w:r>
-              <w:rPr>
-                <w:b/>
-                <w:bCs/>
-                <w:color w:val="000000"/>
-                <w:sz w:val="18"/>
-                <w:szCs w:val="18"/>
-                <w:rtl/>
-              </w:rPr>
-              <w:t>יום שלישי – טכניקות תרגולות ומעצרים – 23.06</w:t>
-            </w:r>
-          </w:p>
-        </w:tc>
-      </w:tr>
-      <w:tr>
-        <w:tc>
-          <w:tcPr>
-            <w:tcW w:w="0" w:type="auto"/>
-            <w:tcBorders>
-              <w:top w:val="single" w:sz="4" w:space="0" w:color="000000"/>
-              <w:left w:val="single" w:sz="4" w:space="0" w:color="000000"/>
-              <w:bottom w:val="single" w:sz="4" w:space="0" w:color="000000"/>
-              <w:right w:val="single" w:sz="4" w:space="0" w:color="000000"/>
-            </w:tcBorders>
-            <w:shd w:val="clear" w:color="auto" w:fill="BFBFBF"/>
-            <w:tcMar>
-              <w:top w:w="40" w:type="dxa"/>
-              <w:left w:w="70" w:type="dxa"/>
-              <w:bottom w:w="40" w:type="dxa"/>
-              <w:right w:w="70" w:type="dxa"/>
-            </w:tcMar>
-            <w:vAlign w:val="center"/>
-          </w:tcPr>
-          <w:p>
-            <w:r>
-              <w:rPr>
-                <w:b/>
-                <w:bCs/>
-                <w:color w:val="000000"/>
-                <w:sz w:val="18"/>
-                <w:szCs w:val="18"/>
-                <w:rtl/>
-              </w:rPr>
-              <w:t>שעה</w:t>
-            </w:r>
-          </w:p>
-        </w:tc>
-        <w:tc>
-          <w:tcPr>
-            <w:tcW w:w="0" w:type="auto"/>
-            <w:tcBorders>
-              <w:top w:val="single" w:sz="4" w:space="0" w:color="000000"/>
-              <w:left w:val="single" w:sz="4" w:space="0" w:color="000000"/>
-              <w:bottom w:val="single" w:sz="4" w:space="0" w:color="000000"/>
-              <w:right w:val="single" w:sz="4" w:space="0" w:color="000000"/>
-            </w:tcBorders>
-            <w:shd w:val="clear" w:color="auto" w:fill="BFBFBF"/>
-            <w:tcMar>
-              <w:top w:w="40" w:type="dxa"/>
-              <w:left w:w="70" w:type="dxa"/>
-              <w:bottom w:w="40" w:type="dxa"/>
-              <w:right w:w="70" w:type="dxa"/>
-            </w:tcMar>
-            <w:vAlign w:val="center"/>
-          </w:tcPr>
-          <w:p>
-            <w:r>
-              <w:rPr>
-                <w:b/>
-                <w:bCs/>
-                <w:color w:val="000000"/>
-                <w:sz w:val="18"/>
-                <w:szCs w:val="18"/>
-                <w:rtl/>
-              </w:rPr>
-              <w:t>פעילות</w:t>
-            </w:r>
-          </w:p>
-        </w:tc>
-        <w:tc>
-          <w:tcPr>
-            <w:tcW w:w="0" w:type="auto"/>
-            <w:tcBorders>
-              <w:top w:val="single" w:sz="4" w:space="0" w:color="000000"/>
-              <w:left w:val="single" w:sz="4" w:space="0" w:color="000000"/>
-              <w:bottom w:val="single" w:sz="4" w:space="0" w:color="000000"/>
-              <w:right w:val="single" w:sz="4" w:space="0" w:color="000000"/>
-            </w:tcBorders>
-            <w:shd w:val="clear" w:color="auto" w:fill="BFBFBF"/>
-            <w:tcMar>
-              <w:top w:w="40" w:type="dxa"/>
-              <w:left w:w="70" w:type="dxa"/>
-              <w:bottom w:w="40" w:type="dxa"/>
-              <w:right w:w="70" w:type="dxa"/>
-            </w:tcMar>
-            <w:vAlign w:val="center"/>
-          </w:tcPr>
-          <w:p>
-            <w:r>
-              <w:rPr>
-                <w:b/>
-                <w:bCs/>
-                <w:color w:val="000000"/>
-                <w:sz w:val="18"/>
-                <w:szCs w:val="18"/>
-                <w:rtl/>
-              </w:rPr>
-              <w:t>מיקום</w:t>
-            </w:r>
-          </w:p>
-        </w:tc>
-        <w:tc>
-          <w:tcPr>
-            <w:tcW w:w="0" w:type="auto"/>
-            <w:tcBorders>
-              <w:top w:val="single" w:sz="4" w:space="0" w:color="000000"/>
-              <w:left w:val="single" w:sz="4" w:space="0" w:color="000000"/>
-              <w:bottom w:val="single" w:sz="4" w:space="0" w:color="000000"/>
-              <w:right w:val="single" w:sz="4" w:space="0" w:color="000000"/>
-            </w:tcBorders>
-            <w:shd w:val="clear" w:color="auto" w:fill="BFBFBF"/>
-            <w:tcMar>
-              <w:top w:w="40" w:type="dxa"/>
-              <w:left w:w="70" w:type="dxa"/>
-              <w:bottom w:w="40" w:type="dxa"/>
-              <w:right w:w="70" w:type="dxa"/>
-            </w:tcMar>
-            <w:vAlign w:val="center"/>
-          </w:tcPr>
-          <w:p>
-            <w:r>
-              <w:rPr>
-                <w:b/>
-                <w:bCs/>
-                <w:color w:val="000000"/>
-                <w:sz w:val="18"/>
-                <w:szCs w:val="18"/>
-                <w:rtl/>
-              </w:rPr>
-              <w:t>גורם מעביר</w:t>
-            </w:r>
-          </w:p>
-        </w:tc>
-        <w:tc>
-          <w:tcPr>
-            <w:tcW w:w="0" w:type="auto"/>
-            <w:tcBorders>
-              <w:top w:val="single" w:sz="4" w:space="0" w:color="000000"/>
-              <w:left w:val="single" w:sz="4" w:space="0" w:color="000000"/>
-              <w:bottom w:val="single" w:sz="4" w:space="0" w:color="000000"/>
-              <w:right w:val="single" w:sz="4" w:space="0" w:color="000000"/>
-            </w:tcBorders>
-            <w:shd w:val="clear" w:color="auto" w:fill="BFBFBF"/>
-            <w:tcMar>
-              <w:top w:w="40" w:type="dxa"/>
-              <w:left w:w="70" w:type="dxa"/>
-              <w:bottom w:w="40" w:type="dxa"/>
-              <w:right w:w="70" w:type="dxa"/>
-            </w:tcMar>
-            <w:vAlign w:val="center"/>
-          </w:tcPr>
-          <w:p>
-            <w:r>
-              <w:rPr>
-                <w:b/>
-                <w:bCs/>
-                <w:color w:val="000000"/>
-                <w:sz w:val="18"/>
-                <w:szCs w:val="18"/>
-                <w:rtl/>
-              </w:rPr>
-              <w:t>הערות</w:t>
-            </w:r>
-          </w:p>
-        </w:tc>
-      </w:tr>
-      <w:tr>
-        <w:tc>
-          <w:tcPr>
-            <w:tcW w:w="0" w:type="auto"/>
-            <w:tcBorders>
-              <w:top w:val="single" w:sz="4" w:space="0" w:color="000000"/>
-              <w:left w:val="single" w:sz="4" w:space="0" w:color="000000"/>
-              <w:bottom w:val="single" w:sz="4" w:space="0" w:color="000000"/>
-              <w:right w:val="single" w:sz="4" w:space="0" w:color="000000"/>
-            </w:tcBorders>
-            <w:shd w:val="clear" w:color="auto" w:fill="A6A6A6"/>
-            <w:tcMar>
-              <w:top w:w="40" w:type="dxa"/>
-              <w:left w:w="70" w:type="dxa"/>
-              <w:bottom w:w="40" w:type="dxa"/>
-              <w:right w:w="70" w:type="dxa"/>
-            </w:tcMar>
-            <w:vAlign w:val="center"/>
-          </w:tcPr>
-          <w:p>
-            <w:r>
-              <w:rPr>
-                <w:b/>
-                <w:bCs/>
-                <w:color w:val="000000"/>
-                <w:sz w:val="18"/>
-                <w:szCs w:val="18"/>
-                <w:rtl/>
-              </w:rPr>
-              <w:t>06:30-07:30</w:t>
-            </w:r>
-          </w:p>
-        </w:tc>
-        <w:tc>
-          <w:tcPr>
-            <w:tcW w:w="0" w:type="auto"/>
-            <w:gridSpan w:val="4"/>
-            <w:tcBorders>
-              <w:top w:val="single" w:sz="4" w:space="0" w:color="000000"/>
-              <w:left w:val="single" w:sz="4" w:space="0" w:color="000000"/>
-              <w:bottom w:val="single" w:sz="4" w:space="0" w:color="000000"/>
-              <w:right w:val="single" w:sz="4" w:space="0" w:color="000000"/>
-            </w:tcBorders>
-            <w:shd w:val="clear" w:color="auto" w:fill="A6A6A6"/>
-            <w:tcMar>
-              <w:top w:w="40" w:type="dxa"/>
-              <w:left w:w="70" w:type="dxa"/>
-              <w:bottom w:w="40" w:type="dxa"/>
-              <w:right w:w="70" w:type="dxa"/>
-            </w:tcMar>
-            <w:vAlign w:val="center"/>
-          </w:tcPr>
-          <w:p>
-            <w:r>
-              <w:rPr>
-                <w:b/>
-                <w:bCs/>
-                <w:color w:val="000000"/>
-                <w:sz w:val="18"/>
-                <w:szCs w:val="18"/>
-                <w:rtl/>
-              </w:rPr>
-              <w:t>א.ב – חד"א</w:t>
-            </w:r>
-          </w:p>
-        </w:tc>
-      </w:tr>
-      <w:tr>
-        <w:tc>
-          <w:tcPr>
-            <w:tcW w:w="0" w:type="auto"/>
-            <w:tcBorders>
-              <w:top w:val="single" w:sz="4" w:space="0" w:color="000000"/>
-              <w:left w:val="single" w:sz="4" w:space="0" w:color="000000"/>
-              <w:bottom w:val="single" w:sz="4" w:space="0" w:color="000000"/>
-              <w:right w:val="single" w:sz="4" w:space="0" w:color="000000"/>
-            </w:tcBorders>
-            <w:tcMar>
-              <w:top w:w="40" w:type="dxa"/>
-              <w:left w:w="70" w:type="dxa"/>
-              <w:bottom w:w="40" w:type="dxa"/>
-              <w:right w:w="70" w:type="dxa"/>
-            </w:tcMar>
-            <w:vAlign w:val="center"/>
-          </w:tcPr>
-          <w:p>
-            <w:r>
-              <w:rPr>
-                <w:b/>
-                <w:bCs/>
-                <w:color w:val="000000"/>
-                <w:sz w:val="18"/>
-                <w:szCs w:val="18"/>
-                <w:rtl/>
-              </w:rPr>
-              <w:t>07:30-08:00</w:t>
-            </w:r>
-          </w:p>
-        </w:tc>
-        <w:tc>
-          <w:tcPr>
-            <w:tcW w:w="0" w:type="auto"/>
-            <w:tcBorders>
-              <w:top w:val="single" w:sz="4" w:space="0" w:color="000000"/>
-              <w:left w:val="single" w:sz="4" w:space="0" w:color="000000"/>
-              <w:bottom w:val="single" w:sz="4" w:space="0" w:color="000000"/>
-              <w:right w:val="single" w:sz="4" w:space="0" w:color="000000"/>
-            </w:tcBorders>
-            <w:tcMar>
-              <w:top w:w="40" w:type="dxa"/>
-              <w:left w:w="70" w:type="dxa"/>
-              <w:bottom w:w="40" w:type="dxa"/>
-              <w:right w:w="70" w:type="dxa"/>
-            </w:tcMar>
-            <w:vAlign w:val="center"/>
-          </w:tcPr>
-          <w:p>
-            <w:r>
-              <w:rPr>
-                <w:b/>
-                <w:bCs/>
-                <w:color w:val="000000"/>
-                <w:sz w:val="18"/>
-                <w:szCs w:val="18"/>
-                <w:rtl/>
-              </w:rPr>
-              <w:t>ירידה ל9א׳</w:t>
-            </w:r>
-          </w:p>
-        </w:tc>
-        <w:tc>
-          <w:tcPr>
-            <w:tcW w:w="0" w:type="auto"/>
-            <w:tcBorders>
-              <w:top w:val="single" w:sz="4" w:space="0" w:color="000000"/>
-              <w:left w:val="single" w:sz="4" w:space="0" w:color="000000"/>
-              <w:bottom w:val="single" w:sz="4" w:space="0" w:color="000000"/>
-              <w:right w:val="single" w:sz="4" w:space="0" w:color="000000"/>
-            </w:tcBorders>
-            <w:tcMar>
-              <w:top w:w="40" w:type="dxa"/>
-              <w:left w:w="70" w:type="dxa"/>
-              <w:bottom w:w="40" w:type="dxa"/>
-              <w:right w:w="70" w:type="dxa"/>
-            </w:tcMar>
-            <w:vAlign w:val="center"/>
-          </w:tcPr>
-          <w:p>
-            <w:r>
-              <w:rPr>
-                <w:b/>
-                <w:bCs/>
-                <w:color w:val="000000"/>
-                <w:sz w:val="18"/>
-                <w:szCs w:val="18"/>
-                <w:rtl/>
-              </w:rPr>
-              <w:t>מיקום לא ידוע</w:t>
-            </w:r>
-          </w:p>
-        </w:tc>
-        <w:tc>
-          <w:tcPr>
-            <w:tcW w:w="0" w:type="auto"/>
-            <w:tcBorders>
-              <w:top w:val="single" w:sz="4" w:space="0" w:color="000000"/>
-              <w:left w:val="single" w:sz="4" w:space="0" w:color="000000"/>
-              <w:bottom w:val="single" w:sz="4" w:space="0" w:color="000000"/>
-              <w:right w:val="single" w:sz="4" w:space="0" w:color="000000"/>
-            </w:tcBorders>
-            <w:tcMar>
-              <w:top w:w="40" w:type="dxa"/>
-              <w:left w:w="70" w:type="dxa"/>
-              <w:bottom w:w="40" w:type="dxa"/>
-              <w:right w:w="70" w:type="dxa"/>
-            </w:tcMar>
-            <w:vAlign w:val="center"/>
-          </w:tcPr>
-          <w:p/>
-        </w:tc>
-        <w:tc>
-          <w:tcPr>
-            <w:tcW w:w="0" w:type="auto"/>
-            <w:tcBorders>
-              <w:top w:val="single" w:sz="4" w:space="0" w:color="000000"/>
-              <w:left w:val="single" w:sz="4" w:space="0" w:color="000000"/>
-              <w:bottom w:val="single" w:sz="4" w:space="0" w:color="000000"/>
-              <w:right w:val="single" w:sz="4" w:space="0" w:color="000000"/>
-            </w:tcBorders>
-            <w:tcMar>
-              <w:top w:w="40" w:type="dxa"/>
-              <w:left w:w="70" w:type="dxa"/>
-              <w:bottom w:w="40" w:type="dxa"/>
-              <w:right w:w="70" w:type="dxa"/>
-            </w:tcMar>
-            <w:vAlign w:val="center"/>
-          </w:tcPr>
-          <w:p/>
-        </w:tc>
-      </w:tr>
-      <w:tr>
-        <w:tc>
-          <w:tcPr>
-            <w:tcW w:w="0" w:type="auto"/>
-            <w:tcBorders>
-              <w:top w:val="single" w:sz="4" w:space="0" w:color="000000"/>
-              <w:left w:val="single" w:sz="4" w:space="0" w:color="000000"/>
-              <w:bottom w:val="single" w:sz="4" w:space="0" w:color="000000"/>
-              <w:right w:val="single" w:sz="4" w:space="0" w:color="000000"/>
-            </w:tcBorders>
-            <w:tcMar>
-              <w:top w:w="40" w:type="dxa"/>
-              <w:left w:w="70" w:type="dxa"/>
-              <w:bottom w:w="40" w:type="dxa"/>
-              <w:right w:w="70" w:type="dxa"/>
-            </w:tcMar>
-            <w:vAlign w:val="center"/>
-          </w:tcPr>
-          <w:p>
-            <w:r>
-              <w:rPr>
-                <w:b/>
-                <w:bCs/>
-                <w:color w:val="000000"/>
-                <w:sz w:val="18"/>
-                <w:szCs w:val="18"/>
-                <w:rtl/>
-              </w:rPr>
-              <w:t>08:00-11:30</w:t>
-            </w:r>
-          </w:p>
-        </w:tc>
-        <w:tc>
-          <w:tcPr>
-            <w:tcW w:w="0" w:type="auto"/>
-            <w:tcBorders>
-              <w:top w:val="single" w:sz="4" w:space="0" w:color="000000"/>
-              <w:left w:val="single" w:sz="4" w:space="0" w:color="000000"/>
-              <w:bottom w:val="single" w:sz="4" w:space="0" w:color="000000"/>
-              <w:right w:val="single" w:sz="4" w:space="0" w:color="000000"/>
-            </w:tcBorders>
-            <w:tcMar>
-              <w:top w:w="40" w:type="dxa"/>
-              <w:left w:w="70" w:type="dxa"/>
-              <w:bottom w:w="40" w:type="dxa"/>
-              <w:right w:w="70" w:type="dxa"/>
-            </w:tcMar>
-            <w:vAlign w:val="center"/>
-          </w:tcPr>
-          <w:p>
-            <w:r>
-              <w:rPr>
-                <w:b/>
-                <w:bCs/>
-                <w:color w:val="000000"/>
-                <w:sz w:val="18"/>
-                <w:szCs w:val="18"/>
-                <w:rtl/>
-              </w:rPr>
-              <w:t>טכניקות תרגולות (מפקדים)</w:t>
-            </w:r>
-          </w:p>
-        </w:tc>
-        <w:tc>
-          <w:tcPr>
-            <w:tcW w:w="0" w:type="auto"/>
-            <w:tcBorders>
-              <w:top w:val="single" w:sz="4" w:space="0" w:color="000000"/>
-              <w:left w:val="single" w:sz="4" w:space="0" w:color="000000"/>
-              <w:bottom w:val="single" w:sz="4" w:space="0" w:color="000000"/>
-              <w:right w:val="single" w:sz="4" w:space="0" w:color="000000"/>
-            </w:tcBorders>
-            <w:tcMar>
-              <w:top w:w="40" w:type="dxa"/>
-              <w:left w:w="70" w:type="dxa"/>
-              <w:bottom w:w="40" w:type="dxa"/>
-              <w:right w:w="70" w:type="dxa"/>
-            </w:tcMar>
-            <w:vAlign w:val="center"/>
-          </w:tcPr>
-          <w:p>
-            <w:r>
-              <w:rPr>
-                <w:b/>
-                <w:bCs/>
-                <w:color w:val="000000"/>
-                <w:sz w:val="18"/>
-                <w:szCs w:val="18"/>
-                <w:rtl/>
-              </w:rPr>
-              <w:t>מיקום לא ידוע</w:t>
-            </w:r>
-          </w:p>
-        </w:tc>
-        <w:tc>
-          <w:tcPr>
-            <w:tcW w:w="0" w:type="auto"/>
-            <w:tcBorders>
-              <w:top w:val="single" w:sz="4" w:space="0" w:color="000000"/>
-              <w:left w:val="single" w:sz="4" w:space="0" w:color="000000"/>
-              <w:bottom w:val="single" w:sz="4" w:space="0" w:color="000000"/>
-              <w:right w:val="single" w:sz="4" w:space="0" w:color="000000"/>
-            </w:tcBorders>
-            <w:tcMar>
-              <w:top w:w="40" w:type="dxa"/>
-              <w:left w:w="70" w:type="dxa"/>
-              <w:bottom w:w="40" w:type="dxa"/>
-              <w:right w:w="70" w:type="dxa"/>
-            </w:tcMar>
-            <w:vAlign w:val="center"/>
-          </w:tcPr>
-          <w:p/>
-        </w:tc>
-        <w:tc>
-          <w:tcPr>
-            <w:tcW w:w="0" w:type="auto"/>
-            <w:tcBorders>
-              <w:top w:val="single" w:sz="4" w:space="0" w:color="000000"/>
-              <w:left w:val="single" w:sz="4" w:space="0" w:color="000000"/>
-              <w:bottom w:val="single" w:sz="4" w:space="0" w:color="000000"/>
-              <w:right w:val="single" w:sz="4" w:space="0" w:color="000000"/>
-            </w:tcBorders>
-            <w:tcMar>
-              <w:top w:w="40" w:type="dxa"/>
-              <w:left w:w="70" w:type="dxa"/>
-              <w:bottom w:w="40" w:type="dxa"/>
-              <w:right w:w="70" w:type="dxa"/>
-            </w:tcMar>
-            <w:vAlign w:val="center"/>
-          </w:tcPr>
-          <w:p/>
-        </w:tc>
-      </w:tr>
-      <w:tr>
-        <w:tc>
-          <w:tcPr>
-            <w:tcW w:w="0" w:type="auto"/>
-            <w:tcBorders>
-              <w:top w:val="single" w:sz="4" w:space="0" w:color="000000"/>
-              <w:left w:val="single" w:sz="4" w:space="0" w:color="000000"/>
-              <w:bottom w:val="single" w:sz="4" w:space="0" w:color="000000"/>
-              <w:right w:val="single" w:sz="4" w:space="0" w:color="000000"/>
-            </w:tcBorders>
-            <w:tcMar>
-              <w:top w:w="40" w:type="dxa"/>
-              <w:left w:w="70" w:type="dxa"/>
-              <w:bottom w:w="40" w:type="dxa"/>
-              <w:right w:w="70" w:type="dxa"/>
-            </w:tcMar>
-            <w:vAlign w:val="center"/>
-          </w:tcPr>
-          <w:p>
-            <w:r>
-              <w:rPr>
-                <w:b/>
-                <w:bCs/>
-                <w:color w:val="000000"/>
-                <w:sz w:val="18"/>
-                <w:szCs w:val="18"/>
-                <w:rtl/>
-              </w:rPr>
-              <w:t>11:30-12:00</w:t>
-            </w:r>
-          </w:p>
-        </w:tc>
-        <w:tc>
-          <w:tcPr>
-            <w:tcW w:w="0" w:type="auto"/>
-            <w:tcBorders>
-              <w:top w:val="single" w:sz="4" w:space="0" w:color="000000"/>
-              <w:left w:val="single" w:sz="4" w:space="0" w:color="000000"/>
-              <w:bottom w:val="single" w:sz="4" w:space="0" w:color="000000"/>
-              <w:right w:val="single" w:sz="4" w:space="0" w:color="000000"/>
-            </w:tcBorders>
-            <w:tcMar>
-              <w:top w:w="40" w:type="dxa"/>
-              <w:left w:w="70" w:type="dxa"/>
-              <w:bottom w:w="40" w:type="dxa"/>
-              <w:right w:w="70" w:type="dxa"/>
-            </w:tcMar>
-            <w:vAlign w:val="center"/>
-          </w:tcPr>
-          <w:p>
-            <w:r>
-              <w:rPr>
-                <w:b/>
-                <w:bCs/>
-                <w:color w:val="000000"/>
-                <w:sz w:val="18"/>
-                <w:szCs w:val="18"/>
-                <w:rtl/>
-              </w:rPr>
-              <w:t>עליה לבסיס</w:t>
-            </w:r>
-          </w:p>
-        </w:tc>
-        <w:tc>
-          <w:tcPr>
-            <w:tcW w:w="0" w:type="auto"/>
-            <w:tcBorders>
-              <w:top w:val="single" w:sz="4" w:space="0" w:color="000000"/>
-              <w:left w:val="single" w:sz="4" w:space="0" w:color="000000"/>
-              <w:bottom w:val="single" w:sz="4" w:space="0" w:color="000000"/>
-              <w:right w:val="single" w:sz="4" w:space="0" w:color="000000"/>
-            </w:tcBorders>
-            <w:tcMar>
-              <w:top w:w="40" w:type="dxa"/>
-              <w:left w:w="70" w:type="dxa"/>
-              <w:bottom w:w="40" w:type="dxa"/>
-              <w:right w:w="70" w:type="dxa"/>
-            </w:tcMar>
-            <w:vAlign w:val="center"/>
-          </w:tcPr>
-          <w:p>
-            <w:r>
-              <w:rPr>
-                <w:b/>
-                <w:bCs/>
-                <w:color w:val="000000"/>
-                <w:sz w:val="18"/>
-                <w:szCs w:val="18"/>
-                <w:rtl/>
-              </w:rPr>
-              <w:t>מיקום לא ידוע</w:t>
-            </w:r>
-          </w:p>
-        </w:tc>
-        <w:tc>
-          <w:tcPr>
-            <w:tcW w:w="0" w:type="auto"/>
-            <w:tcBorders>
-              <w:top w:val="single" w:sz="4" w:space="0" w:color="000000"/>
-              <w:left w:val="single" w:sz="4" w:space="0" w:color="000000"/>
-              <w:bottom w:val="single" w:sz="4" w:space="0" w:color="000000"/>
-              <w:right w:val="single" w:sz="4" w:space="0" w:color="000000"/>
-            </w:tcBorders>
-            <w:tcMar>
-              <w:top w:w="40" w:type="dxa"/>
-              <w:left w:w="70" w:type="dxa"/>
-              <w:bottom w:w="40" w:type="dxa"/>
-              <w:right w:w="70" w:type="dxa"/>
-            </w:tcMar>
-            <w:vAlign w:val="center"/>
-          </w:tcPr>
-          <w:p/>
-        </w:tc>
-        <w:tc>
-          <w:tcPr>
-            <w:tcW w:w="0" w:type="auto"/>
-            <w:tcBorders>
-              <w:top w:val="single" w:sz="4" w:space="0" w:color="000000"/>
-              <w:left w:val="single" w:sz="4" w:space="0" w:color="000000"/>
-              <w:bottom w:val="single" w:sz="4" w:space="0" w:color="000000"/>
-              <w:right w:val="single" w:sz="4" w:space="0" w:color="000000"/>
-            </w:tcBorders>
-            <w:tcMar>
-              <w:top w:w="40" w:type="dxa"/>
-              <w:left w:w="70" w:type="dxa"/>
-              <w:bottom w:w="40" w:type="dxa"/>
-              <w:right w:w="70" w:type="dxa"/>
-            </w:tcMar>
-            <w:vAlign w:val="center"/>
-          </w:tcPr>
-          <w:p/>
-        </w:tc>
-      </w:tr>
-      <w:tr>
-        <w:tc>
-          <w:tcPr>
-            <w:tcW w:w="0" w:type="auto"/>
-            <w:tcBorders>
-              <w:top w:val="single" w:sz="4" w:space="0" w:color="000000"/>
-              <w:left w:val="single" w:sz="4" w:space="0" w:color="000000"/>
-              <w:bottom w:val="single" w:sz="4" w:space="0" w:color="000000"/>
-              <w:right w:val="single" w:sz="4" w:space="0" w:color="000000"/>
-            </w:tcBorders>
-            <w:shd w:val="clear" w:color="auto" w:fill="A6A6A6"/>
-            <w:tcMar>
-              <w:top w:w="40" w:type="dxa"/>
-              <w:left w:w="70" w:type="dxa"/>
-              <w:bottom w:w="40" w:type="dxa"/>
-              <w:right w:w="70" w:type="dxa"/>
-            </w:tcMar>
-            <w:vAlign w:val="center"/>
-          </w:tcPr>
-          <w:p>
-            <w:r>
-              <w:rPr>
-                <w:b/>
-                <w:bCs/>
-                <w:color w:val="000000"/>
-                <w:sz w:val="18"/>
-                <w:szCs w:val="18"/>
-                <w:rtl/>
-              </w:rPr>
-              <w:t>12:00-13:00</w:t>
-            </w:r>
-          </w:p>
-        </w:tc>
-        <w:tc>
-          <w:tcPr>
-            <w:tcW w:w="0" w:type="auto"/>
-            <w:gridSpan w:val="4"/>
-            <w:tcBorders>
-              <w:top w:val="single" w:sz="4" w:space="0" w:color="000000"/>
-              <w:left w:val="single" w:sz="4" w:space="0" w:color="000000"/>
-              <w:bottom w:val="single" w:sz="4" w:space="0" w:color="000000"/>
-              <w:right w:val="single" w:sz="4" w:space="0" w:color="000000"/>
-            </w:tcBorders>
-            <w:shd w:val="clear" w:color="auto" w:fill="A6A6A6"/>
-            <w:tcMar>
-              <w:top w:w="40" w:type="dxa"/>
-              <w:left w:w="70" w:type="dxa"/>
-              <w:bottom w:w="40" w:type="dxa"/>
-              <w:right w:w="70" w:type="dxa"/>
-            </w:tcMar>
-            <w:vAlign w:val="center"/>
-          </w:tcPr>
-          <w:p>
-            <w:r>
-              <w:rPr>
-                <w:b/>
-                <w:bCs/>
-                <w:color w:val="000000"/>
-                <w:sz w:val="18"/>
-                <w:szCs w:val="18"/>
-                <w:rtl/>
-              </w:rPr>
-              <w:t>א.צ – חד"א</w:t>
-            </w:r>
-          </w:p>
-        </w:tc>
-      </w:tr>
-      <w:tr>
-        <w:tc>
-          <w:tcPr>
-            <w:tcW w:w="0" w:type="auto"/>
-            <w:tcBorders>
-              <w:top w:val="single" w:sz="4" w:space="0" w:color="000000"/>
-              <w:left w:val="single" w:sz="4" w:space="0" w:color="000000"/>
-              <w:bottom w:val="single" w:sz="4" w:space="0" w:color="000000"/>
-              <w:right w:val="single" w:sz="4" w:space="0" w:color="000000"/>
-            </w:tcBorders>
-            <w:tcMar>
-              <w:top w:w="40" w:type="dxa"/>
-              <w:left w:w="70" w:type="dxa"/>
-              <w:bottom w:w="40" w:type="dxa"/>
-              <w:right w:w="70" w:type="dxa"/>
-            </w:tcMar>
-            <w:vAlign w:val="center"/>
-          </w:tcPr>
-          <w:p>
-            <w:r>
-              <w:rPr>
-                <w:b/>
-                <w:bCs/>
-                <w:color w:val="000000"/>
-                <w:sz w:val="18"/>
-                <w:szCs w:val="18"/>
-                <w:rtl/>
-              </w:rPr>
-              <w:t>13:00-14:30</w:t>
-            </w:r>
-          </w:p>
-        </w:tc>
-        <w:tc>
-          <w:tcPr>
-            <w:tcW w:w="0" w:type="auto"/>
-            <w:tcBorders>
-              <w:top w:val="single" w:sz="4" w:space="0" w:color="000000"/>
-              <w:left w:val="single" w:sz="4" w:space="0" w:color="000000"/>
-              <w:bottom w:val="single" w:sz="4" w:space="0" w:color="000000"/>
-              <w:right w:val="single" w:sz="4" w:space="0" w:color="000000"/>
-            </w:tcBorders>
-            <w:tcMar>
-              <w:top w:w="40" w:type="dxa"/>
-              <w:left w:w="70" w:type="dxa"/>
-              <w:bottom w:w="40" w:type="dxa"/>
-              <w:right w:w="70" w:type="dxa"/>
-            </w:tcMar>
-            <w:vAlign w:val="center"/>
-          </w:tcPr>
-          <w:p>
-            <w:r>
-              <w:rPr>
-                <w:b/>
-                <w:bCs/>
-                <w:color w:val="000000"/>
-                <w:sz w:val="18"/>
-                <w:szCs w:val="18"/>
-                <w:rtl/>
-              </w:rPr>
-              <w:t xml:space="preserve">שיעור מעצר + שיעור </w:t>
-            </w:r>
-            <w:proofErr w:type="spellStart"/>
-            <w:r>
-              <w:rPr>
-                <w:b/>
-                <w:bCs/>
-                <w:color w:val="000000"/>
-                <w:sz w:val="18"/>
-                <w:szCs w:val="18"/>
-                <w:rtl/>
-              </w:rPr>
-              <w:t>סמ״חים</w:t>
-            </w:r>
-            <w:proofErr w:type="spellEnd"/>
-          </w:p>
-        </w:tc>
-        <w:tc>
-          <w:tcPr>
-            <w:tcW w:w="0" w:type="auto"/>
-            <w:tcBorders>
-              <w:top w:val="single" w:sz="4" w:space="0" w:color="000000"/>
-              <w:left w:val="single" w:sz="4" w:space="0" w:color="000000"/>
-              <w:bottom w:val="single" w:sz="4" w:space="0" w:color="000000"/>
-              <w:right w:val="single" w:sz="4" w:space="0" w:color="000000"/>
-            </w:tcBorders>
-            <w:tcMar>
-              <w:top w:w="40" w:type="dxa"/>
-              <w:left w:w="70" w:type="dxa"/>
-              <w:bottom w:w="40" w:type="dxa"/>
-              <w:right w:w="70" w:type="dxa"/>
-            </w:tcMar>
-            <w:vAlign w:val="center"/>
-          </w:tcPr>
-          <w:p>
-            <w:r>
-              <w:rPr>
-                <w:b/>
-                <w:bCs/>
-                <w:color w:val="000000"/>
-                <w:sz w:val="18"/>
-                <w:szCs w:val="18"/>
-                <w:rtl/>
-              </w:rPr>
-              <w:t>מיקום לא ידוע</w:t>
-            </w:r>
-          </w:p>
-        </w:tc>
-        <w:tc>
-          <w:tcPr>
-            <w:tcW w:w="0" w:type="auto"/>
-            <w:tcBorders>
-              <w:top w:val="single" w:sz="4" w:space="0" w:color="000000"/>
-              <w:left w:val="single" w:sz="4" w:space="0" w:color="000000"/>
-              <w:bottom w:val="single" w:sz="4" w:space="0" w:color="000000"/>
-              <w:right w:val="single" w:sz="4" w:space="0" w:color="000000"/>
-            </w:tcBorders>
-            <w:tcMar>
-              <w:top w:w="40" w:type="dxa"/>
-              <w:left w:w="70" w:type="dxa"/>
-              <w:bottom w:w="40" w:type="dxa"/>
-              <w:right w:w="70" w:type="dxa"/>
-            </w:tcMar>
-            <w:vAlign w:val="center"/>
-          </w:tcPr>
-          <w:p/>
-        </w:tc>
-        <w:tc>
-          <w:tcPr>
-            <w:tcW w:w="0" w:type="auto"/>
-            <w:tcBorders>
-              <w:top w:val="single" w:sz="4" w:space="0" w:color="000000"/>
-              <w:left w:val="single" w:sz="4" w:space="0" w:color="000000"/>
-              <w:bottom w:val="single" w:sz="4" w:space="0" w:color="000000"/>
-              <w:right w:val="single" w:sz="4" w:space="0" w:color="000000"/>
-            </w:tcBorders>
-            <w:tcMar>
-              <w:top w:w="40" w:type="dxa"/>
-              <w:left w:w="70" w:type="dxa"/>
-              <w:bottom w:w="40" w:type="dxa"/>
-              <w:right w:w="70" w:type="dxa"/>
-            </w:tcMar>
-            <w:vAlign w:val="center"/>
-          </w:tcPr>
-          <w:p/>
-        </w:tc>
-      </w:tr>
-      <w:tr>
-        <w:tc>
-          <w:tcPr>
-            <w:tcW w:w="0" w:type="auto"/>
-            <w:tcBorders>
-              <w:top w:val="single" w:sz="4" w:space="0" w:color="000000"/>
-              <w:left w:val="single" w:sz="4" w:space="0" w:color="000000"/>
-              <w:bottom w:val="single" w:sz="4" w:space="0" w:color="000000"/>
-              <w:right w:val="single" w:sz="4" w:space="0" w:color="000000"/>
-            </w:tcBorders>
-            <w:tcMar>
-              <w:top w:w="40" w:type="dxa"/>
-              <w:left w:w="70" w:type="dxa"/>
-              <w:bottom w:w="40" w:type="dxa"/>
-              <w:right w:w="70" w:type="dxa"/>
-            </w:tcMar>
-            <w:vAlign w:val="center"/>
-          </w:tcPr>
-          <w:p>
-            <w:r>
-              <w:rPr>
-                <w:b/>
-                <w:bCs/>
-                <w:color w:val="000000"/>
-                <w:sz w:val="18"/>
-                <w:szCs w:val="18"/>
-                <w:rtl/>
-              </w:rPr>
-              <w:t>14:30-15:00</w:t>
-            </w:r>
-          </w:p>
-        </w:tc>
-        <w:tc>
-          <w:tcPr>
-            <w:tcW w:w="0" w:type="auto"/>
-            <w:tcBorders>
-              <w:top w:val="single" w:sz="4" w:space="0" w:color="000000"/>
-              <w:left w:val="single" w:sz="4" w:space="0" w:color="000000"/>
-              <w:bottom w:val="single" w:sz="4" w:space="0" w:color="000000"/>
-              <w:right w:val="single" w:sz="4" w:space="0" w:color="000000"/>
-            </w:tcBorders>
-            <w:tcMar>
-              <w:top w:w="40" w:type="dxa"/>
-              <w:left w:w="70" w:type="dxa"/>
-              <w:bottom w:w="40" w:type="dxa"/>
-              <w:right w:w="70" w:type="dxa"/>
-            </w:tcMar>
-            <w:vAlign w:val="center"/>
-          </w:tcPr>
-          <w:p>
-            <w:r>
-              <w:rPr>
-                <w:b/>
-                <w:bCs/>
-                <w:color w:val="000000"/>
-                <w:sz w:val="18"/>
-                <w:szCs w:val="18"/>
-                <w:rtl/>
-              </w:rPr>
-              <w:t xml:space="preserve">ירידה </w:t>
-            </w:r>
-            <w:proofErr w:type="spellStart"/>
-            <w:r>
-              <w:rPr>
-                <w:b/>
-                <w:bCs/>
-                <w:color w:val="000000"/>
-                <w:sz w:val="18"/>
-                <w:szCs w:val="18"/>
-                <w:rtl/>
-              </w:rPr>
-              <w:t>ללשיבה</w:t>
-            </w:r>
-            <w:proofErr w:type="spellEnd"/>
-          </w:p>
-        </w:tc>
-        <w:tc>
-          <w:tcPr>
-            <w:tcW w:w="0" w:type="auto"/>
-            <w:tcBorders>
-              <w:top w:val="single" w:sz="4" w:space="0" w:color="000000"/>
-              <w:left w:val="single" w:sz="4" w:space="0" w:color="000000"/>
-              <w:bottom w:val="single" w:sz="4" w:space="0" w:color="000000"/>
-              <w:right w:val="single" w:sz="4" w:space="0" w:color="000000"/>
-            </w:tcBorders>
-            <w:tcMar>
-              <w:top w:w="40" w:type="dxa"/>
-              <w:left w:w="70" w:type="dxa"/>
-              <w:bottom w:w="40" w:type="dxa"/>
-              <w:right w:w="70" w:type="dxa"/>
-            </w:tcMar>
-            <w:vAlign w:val="center"/>
-          </w:tcPr>
-          <w:p>
-            <w:r>
-              <w:rPr>
-                <w:b/>
-                <w:bCs/>
-                <w:color w:val="000000"/>
-                <w:sz w:val="18"/>
-                <w:szCs w:val="18"/>
-                <w:rtl/>
-              </w:rPr>
-              <w:t>מיקום לא ידוע</w:t>
-            </w:r>
-          </w:p>
-        </w:tc>
-        <w:tc>
-          <w:tcPr>
-            <w:tcW w:w="0" w:type="auto"/>
-            <w:tcBorders>
-              <w:top w:val="single" w:sz="4" w:space="0" w:color="000000"/>
-              <w:left w:val="single" w:sz="4" w:space="0" w:color="000000"/>
-              <w:bottom w:val="single" w:sz="4" w:space="0" w:color="000000"/>
-              <w:right w:val="single" w:sz="4" w:space="0" w:color="000000"/>
-            </w:tcBorders>
-            <w:tcMar>
-              <w:top w:w="40" w:type="dxa"/>
-              <w:left w:w="70" w:type="dxa"/>
-              <w:bottom w:w="40" w:type="dxa"/>
-              <w:right w:w="70" w:type="dxa"/>
-            </w:tcMar>
-            <w:vAlign w:val="center"/>
-          </w:tcPr>
-          <w:p/>
-        </w:tc>
-        <w:tc>
-          <w:tcPr>
-            <w:tcW w:w="0" w:type="auto"/>
-            <w:tcBorders>
-              <w:top w:val="single" w:sz="4" w:space="0" w:color="000000"/>
-              <w:left w:val="single" w:sz="4" w:space="0" w:color="000000"/>
-              <w:bottom w:val="single" w:sz="4" w:space="0" w:color="000000"/>
-              <w:right w:val="single" w:sz="4" w:space="0" w:color="000000"/>
-            </w:tcBorders>
-            <w:tcMar>
-              <w:top w:w="40" w:type="dxa"/>
-              <w:left w:w="70" w:type="dxa"/>
-              <w:bottom w:w="40" w:type="dxa"/>
-              <w:right w:w="70" w:type="dxa"/>
-            </w:tcMar>
-            <w:vAlign w:val="center"/>
-          </w:tcPr>
-          <w:p/>
-        </w:tc>
-      </w:tr>
-      <w:tr>
-        <w:tc>
-          <w:tcPr>
-            <w:tcW w:w="0" w:type="auto"/>
-            <w:tcBorders>
-              <w:top w:val="single" w:sz="4" w:space="0" w:color="000000"/>
-              <w:left w:val="single" w:sz="4" w:space="0" w:color="000000"/>
-              <w:bottom w:val="single" w:sz="4" w:space="0" w:color="000000"/>
-              <w:right w:val="single" w:sz="4" w:space="0" w:color="000000"/>
-            </w:tcBorders>
-            <w:tcMar>
-              <w:top w:w="40" w:type="dxa"/>
-              <w:left w:w="70" w:type="dxa"/>
-              <w:bottom w:w="40" w:type="dxa"/>
-              <w:right w:w="70" w:type="dxa"/>
-            </w:tcMar>
-            <w:vAlign w:val="center"/>
-          </w:tcPr>
-          <w:p>
-            <w:r>
-              <w:rPr>
-                <w:b/>
-                <w:bCs/>
-                <w:color w:val="000000"/>
-                <w:sz w:val="18"/>
-                <w:szCs w:val="18"/>
-                <w:rtl/>
-              </w:rPr>
-              <w:t>15:00-17:30</w:t>
-            </w:r>
-          </w:p>
-        </w:tc>
-        <w:tc>
-          <w:tcPr>
-            <w:tcW w:w="0" w:type="auto"/>
-            <w:tcBorders>
-              <w:top w:val="single" w:sz="4" w:space="0" w:color="000000"/>
-              <w:left w:val="single" w:sz="4" w:space="0" w:color="000000"/>
-              <w:bottom w:val="single" w:sz="4" w:space="0" w:color="000000"/>
-              <w:right w:val="single" w:sz="4" w:space="0" w:color="000000"/>
-            </w:tcBorders>
-            <w:tcMar>
-              <w:top w:w="40" w:type="dxa"/>
-              <w:left w:w="70" w:type="dxa"/>
-              <w:bottom w:w="40" w:type="dxa"/>
-              <w:right w:w="70" w:type="dxa"/>
-            </w:tcMar>
-            <w:vAlign w:val="center"/>
-          </w:tcPr>
-          <w:p>
-            <w:r>
-              <w:rPr>
-                <w:b/>
-                <w:bCs/>
-                <w:color w:val="000000"/>
-                <w:sz w:val="18"/>
-                <w:szCs w:val="18"/>
-                <w:rtl/>
-              </w:rPr>
-              <w:t>תרגולות מעצר (מפורקים עד מודל מלא)</w:t>
-            </w:r>
-          </w:p>
-        </w:tc>
-        <w:tc>
-          <w:tcPr>
-            <w:tcW w:w="0" w:type="auto"/>
-            <w:tcBorders>
-              <w:top w:val="single" w:sz="4" w:space="0" w:color="000000"/>
-              <w:left w:val="single" w:sz="4" w:space="0" w:color="000000"/>
-              <w:bottom w:val="single" w:sz="4" w:space="0" w:color="000000"/>
-              <w:right w:val="single" w:sz="4" w:space="0" w:color="000000"/>
-            </w:tcBorders>
-            <w:tcMar>
-              <w:top w:w="40" w:type="dxa"/>
-              <w:left w:w="70" w:type="dxa"/>
-              <w:bottom w:w="40" w:type="dxa"/>
-              <w:right w:w="70" w:type="dxa"/>
-            </w:tcMar>
-            <w:vAlign w:val="center"/>
-          </w:tcPr>
-          <w:p>
-            <w:r>
-              <w:rPr>
-                <w:b/>
-                <w:bCs/>
-                <w:color w:val="000000"/>
-                <w:sz w:val="18"/>
-                <w:szCs w:val="18"/>
-                <w:rtl/>
-              </w:rPr>
-              <w:t>מיקום לא ידוע</w:t>
-            </w:r>
-          </w:p>
-        </w:tc>
-        <w:tc>
-          <w:tcPr>
-            <w:tcW w:w="0" w:type="auto"/>
-            <w:tcBorders>
-              <w:top w:val="single" w:sz="4" w:space="0" w:color="000000"/>
-              <w:left w:val="single" w:sz="4" w:space="0" w:color="000000"/>
-              <w:bottom w:val="single" w:sz="4" w:space="0" w:color="000000"/>
-              <w:right w:val="single" w:sz="4" w:space="0" w:color="000000"/>
-            </w:tcBorders>
-            <w:tcMar>
-              <w:top w:w="40" w:type="dxa"/>
-              <w:left w:w="70" w:type="dxa"/>
-              <w:bottom w:w="40" w:type="dxa"/>
-              <w:right w:w="70" w:type="dxa"/>
-            </w:tcMar>
-            <w:vAlign w:val="center"/>
-          </w:tcPr>
-          <w:p/>
-        </w:tc>
-        <w:tc>
-          <w:tcPr>
-            <w:tcW w:w="0" w:type="auto"/>
-            <w:tcBorders>
-              <w:top w:val="single" w:sz="4" w:space="0" w:color="000000"/>
-              <w:left w:val="single" w:sz="4" w:space="0" w:color="000000"/>
-              <w:bottom w:val="single" w:sz="4" w:space="0" w:color="000000"/>
-              <w:right w:val="single" w:sz="4" w:space="0" w:color="000000"/>
-            </w:tcBorders>
-            <w:tcMar>
-              <w:top w:w="40" w:type="dxa"/>
-              <w:left w:w="70" w:type="dxa"/>
-              <w:bottom w:w="40" w:type="dxa"/>
-              <w:right w:w="70" w:type="dxa"/>
-            </w:tcMar>
-            <w:vAlign w:val="center"/>
-          </w:tcPr>
-          <w:p/>
-        </w:tc>
-      </w:tr>
-      <w:tr>
-        <w:tc>
-          <w:tcPr>
-            <w:tcW w:w="0" w:type="auto"/>
-            <w:tcBorders>
-              <w:top w:val="single" w:sz="4" w:space="0" w:color="000000"/>
-              <w:left w:val="single" w:sz="4" w:space="0" w:color="000000"/>
-              <w:bottom w:val="single" w:sz="4" w:space="0" w:color="000000"/>
-              <w:right w:val="single" w:sz="4" w:space="0" w:color="000000"/>
-            </w:tcBorders>
-            <w:tcMar>
-              <w:top w:w="40" w:type="dxa"/>
-              <w:left w:w="70" w:type="dxa"/>
-              <w:bottom w:w="40" w:type="dxa"/>
-              <w:right w:w="70" w:type="dxa"/>
-            </w:tcMar>
-            <w:vAlign w:val="center"/>
-          </w:tcPr>
-          <w:p>
-            <w:r>
-              <w:rPr>
-                <w:b/>
-                <w:bCs/>
-                <w:color w:val="000000"/>
-                <w:sz w:val="18"/>
-                <w:szCs w:val="18"/>
-                <w:rtl/>
-              </w:rPr>
-              <w:t>17:30-18:00</w:t>
-            </w:r>
-          </w:p>
-        </w:tc>
-        <w:tc>
-          <w:tcPr>
-            <w:tcW w:w="0" w:type="auto"/>
-            <w:tcBorders>
-              <w:top w:val="single" w:sz="4" w:space="0" w:color="000000"/>
-              <w:left w:val="single" w:sz="4" w:space="0" w:color="000000"/>
-              <w:bottom w:val="single" w:sz="4" w:space="0" w:color="000000"/>
-              <w:right w:val="single" w:sz="4" w:space="0" w:color="000000"/>
-            </w:tcBorders>
-            <w:tcMar>
-              <w:top w:w="40" w:type="dxa"/>
-              <w:left w:w="70" w:type="dxa"/>
-              <w:bottom w:w="40" w:type="dxa"/>
-              <w:right w:w="70" w:type="dxa"/>
-            </w:tcMar>
-            <w:vAlign w:val="center"/>
-          </w:tcPr>
-          <w:p>
-            <w:r>
-              <w:rPr>
-                <w:b/>
-                <w:bCs/>
-                <w:color w:val="000000"/>
-                <w:sz w:val="18"/>
-                <w:szCs w:val="18"/>
-                <w:rtl/>
-              </w:rPr>
-              <w:t>עליה לבסיס</w:t>
-            </w:r>
-          </w:p>
-        </w:tc>
-        <w:tc>
-          <w:tcPr>
-            <w:tcW w:w="0" w:type="auto"/>
-            <w:tcBorders>
-              <w:top w:val="single" w:sz="4" w:space="0" w:color="000000"/>
-              <w:left w:val="single" w:sz="4" w:space="0" w:color="000000"/>
-              <w:bottom w:val="single" w:sz="4" w:space="0" w:color="000000"/>
-              <w:right w:val="single" w:sz="4" w:space="0" w:color="000000"/>
-            </w:tcBorders>
-            <w:tcMar>
-              <w:top w:w="40" w:type="dxa"/>
-              <w:left w:w="70" w:type="dxa"/>
-              <w:bottom w:w="40" w:type="dxa"/>
-              <w:right w:w="70" w:type="dxa"/>
-            </w:tcMar>
-            <w:vAlign w:val="center"/>
-          </w:tcPr>
-          <w:p>
-            <w:r>
-              <w:rPr>
-                <w:b/>
-                <w:bCs/>
-                <w:color w:val="000000"/>
-                <w:sz w:val="18"/>
-                <w:szCs w:val="18"/>
-                <w:rtl/>
-              </w:rPr>
-              <w:t>מיקום לא ידוע</w:t>
-            </w:r>
-          </w:p>
-        </w:tc>
-        <w:tc>
-          <w:tcPr>
-            <w:tcW w:w="0" w:type="auto"/>
-            <w:tcBorders>
-              <w:top w:val="single" w:sz="4" w:space="0" w:color="000000"/>
-              <w:left w:val="single" w:sz="4" w:space="0" w:color="000000"/>
-              <w:bottom w:val="single" w:sz="4" w:space="0" w:color="000000"/>
-              <w:right w:val="single" w:sz="4" w:space="0" w:color="000000"/>
-            </w:tcBorders>
-            <w:tcMar>
-              <w:top w:w="40" w:type="dxa"/>
-              <w:left w:w="70" w:type="dxa"/>
-              <w:bottom w:w="40" w:type="dxa"/>
-              <w:right w:w="70" w:type="dxa"/>
-            </w:tcMar>
-            <w:vAlign w:val="center"/>
-          </w:tcPr>
-          <w:p/>
-        </w:tc>
-        <w:tc>
-          <w:tcPr>
-            <w:tcW w:w="0" w:type="auto"/>
-            <w:tcBorders>
-              <w:top w:val="single" w:sz="4" w:space="0" w:color="000000"/>
-              <w:left w:val="single" w:sz="4" w:space="0" w:color="000000"/>
-              <w:bottom w:val="single" w:sz="4" w:space="0" w:color="000000"/>
-              <w:right w:val="single" w:sz="4" w:space="0" w:color="000000"/>
-            </w:tcBorders>
-            <w:tcMar>
-              <w:top w:w="40" w:type="dxa"/>
-              <w:left w:w="70" w:type="dxa"/>
-              <w:bottom w:w="40" w:type="dxa"/>
-              <w:right w:w="70" w:type="dxa"/>
-            </w:tcMar>
-            <w:vAlign w:val="center"/>
-          </w:tcPr>
-          <w:p/>
-        </w:tc>
-      </w:tr>
-      <w:tr>
-        <w:tc>
-          <w:tcPr>
-            <w:tcW w:w="0" w:type="auto"/>
-            <w:tcBorders>
-              <w:top w:val="single" w:sz="4" w:space="0" w:color="000000"/>
-              <w:left w:val="single" w:sz="4" w:space="0" w:color="000000"/>
-              <w:bottom w:val="single" w:sz="4" w:space="0" w:color="000000"/>
-              <w:right w:val="single" w:sz="4" w:space="0" w:color="000000"/>
-            </w:tcBorders>
-            <w:shd w:val="clear" w:color="auto" w:fill="A6A6A6"/>
-            <w:tcMar>
-              <w:top w:w="40" w:type="dxa"/>
-              <w:left w:w="70" w:type="dxa"/>
-              <w:bottom w:w="40" w:type="dxa"/>
-              <w:right w:w="70" w:type="dxa"/>
-            </w:tcMar>
-            <w:vAlign w:val="center"/>
-          </w:tcPr>
-          <w:p>
-            <w:r>
-              <w:rPr>
-                <w:b/>
-                <w:bCs/>
-                <w:color w:val="000000"/>
-                <w:sz w:val="18"/>
-                <w:szCs w:val="18"/>
-                <w:rtl/>
-              </w:rPr>
-              <w:t>18:00-19:00</w:t>
-            </w:r>
-          </w:p>
-        </w:tc>
-        <w:tc>
-          <w:tcPr>
-            <w:tcW w:w="0" w:type="auto"/>
-            <w:gridSpan w:val="4"/>
-            <w:tcBorders>
-              <w:top w:val="single" w:sz="4" w:space="0" w:color="000000"/>
-              <w:left w:val="single" w:sz="4" w:space="0" w:color="000000"/>
-              <w:bottom w:val="single" w:sz="4" w:space="0" w:color="000000"/>
-              <w:right w:val="single" w:sz="4" w:space="0" w:color="000000"/>
-            </w:tcBorders>
-            <w:shd w:val="clear" w:color="auto" w:fill="A6A6A6"/>
-            <w:tcMar>
-              <w:top w:w="40" w:type="dxa"/>
-              <w:left w:w="70" w:type="dxa"/>
-              <w:bottom w:w="40" w:type="dxa"/>
-              <w:right w:w="70" w:type="dxa"/>
-            </w:tcMar>
-            <w:vAlign w:val="center"/>
-          </w:tcPr>
-          <w:p>
-            <w:r>
-              <w:rPr>
-                <w:b/>
-                <w:bCs/>
-                <w:color w:val="000000"/>
-                <w:sz w:val="18"/>
-                <w:szCs w:val="18"/>
-                <w:rtl/>
-              </w:rPr>
-              <w:t>א.ע – חד"א</w:t>
-            </w:r>
-          </w:p>
-        </w:tc>
-      </w:tr>
-      <w:tr>
-        <w:tc>
-          <w:tcPr>
-            <w:tcW w:w="0" w:type="auto"/>
-            <w:tcBorders>
-              <w:top w:val="single" w:sz="4" w:space="0" w:color="000000"/>
-              <w:left w:val="single" w:sz="4" w:space="0" w:color="000000"/>
-              <w:bottom w:val="single" w:sz="4" w:space="0" w:color="000000"/>
-              <w:right w:val="single" w:sz="4" w:space="0" w:color="000000"/>
-            </w:tcBorders>
-            <w:tcMar>
-              <w:top w:w="40" w:type="dxa"/>
-              <w:left w:w="70" w:type="dxa"/>
-              <w:bottom w:w="40" w:type="dxa"/>
-              <w:right w:w="70" w:type="dxa"/>
-            </w:tcMar>
-            <w:vAlign w:val="center"/>
-          </w:tcPr>
-          <w:p>
-            <w:r>
-              <w:rPr>
-                <w:b/>
-                <w:bCs/>
-                <w:color w:val="000000"/>
-                <w:sz w:val="18"/>
-                <w:szCs w:val="18"/>
-                <w:rtl/>
-              </w:rPr>
-              <w:t>19:00-21:00</w:t>
-            </w:r>
-          </w:p>
-        </w:tc>
-        <w:tc>
-          <w:tcPr>
-            <w:tcW w:w="0" w:type="auto"/>
-            <w:tcBorders>
-              <w:top w:val="single" w:sz="4" w:space="0" w:color="000000"/>
-              <w:left w:val="single" w:sz="4" w:space="0" w:color="000000"/>
-              <w:bottom w:val="single" w:sz="4" w:space="0" w:color="000000"/>
-              <w:right w:val="single" w:sz="4" w:space="0" w:color="000000"/>
-            </w:tcBorders>
-            <w:tcMar>
-              <w:top w:w="40" w:type="dxa"/>
-              <w:left w:w="70" w:type="dxa"/>
-              <w:bottom w:w="40" w:type="dxa"/>
-              <w:right w:w="70" w:type="dxa"/>
-            </w:tcMar>
-            <w:vAlign w:val="center"/>
-          </w:tcPr>
-          <w:p>
-            <w:proofErr w:type="spellStart"/>
-            <w:r>
-              <w:rPr>
-                <w:b/>
-                <w:bCs/>
-                <w:color w:val="000000"/>
-                <w:sz w:val="18"/>
-                <w:szCs w:val="18"/>
-                <w:rtl/>
-              </w:rPr>
-              <w:t>קפק</w:t>
-            </w:r>
-            <w:proofErr w:type="spellEnd"/>
-            <w:r>
-              <w:rPr>
-                <w:b/>
-                <w:bCs/>
-                <w:color w:val="000000"/>
-                <w:sz w:val="18"/>
-                <w:szCs w:val="18"/>
-                <w:rtl/>
-              </w:rPr>
-              <w:t xml:space="preserve"> 2 לתרפ״ל + נוהל קרב</w:t>
-            </w:r>
-          </w:p>
-        </w:tc>
-        <w:tc>
-          <w:tcPr>
-            <w:tcW w:w="0" w:type="auto"/>
-            <w:tcBorders>
-              <w:top w:val="single" w:sz="4" w:space="0" w:color="000000"/>
-              <w:left w:val="single" w:sz="4" w:space="0" w:color="000000"/>
-              <w:bottom w:val="single" w:sz="4" w:space="0" w:color="000000"/>
-              <w:right w:val="single" w:sz="4" w:space="0" w:color="000000"/>
-            </w:tcBorders>
-            <w:tcMar>
-              <w:top w:w="40" w:type="dxa"/>
-              <w:left w:w="70" w:type="dxa"/>
-              <w:bottom w:w="40" w:type="dxa"/>
-              <w:right w:w="70" w:type="dxa"/>
-            </w:tcMar>
-            <w:vAlign w:val="center"/>
-          </w:tcPr>
-          <w:p>
-            <w:r>
-              <w:rPr>
-                <w:b/>
-                <w:bCs/>
-                <w:color w:val="000000"/>
-                <w:sz w:val="18"/>
-                <w:szCs w:val="18"/>
-                <w:rtl/>
-              </w:rPr>
-              <w:t>מיקום לא ידוע</w:t>
-            </w:r>
-          </w:p>
-        </w:tc>
-        <w:tc>
-          <w:tcPr>
-            <w:tcW w:w="0" w:type="auto"/>
-            <w:tcBorders>
-              <w:top w:val="single" w:sz="4" w:space="0" w:color="000000"/>
-              <w:left w:val="single" w:sz="4" w:space="0" w:color="000000"/>
-              <w:bottom w:val="single" w:sz="4" w:space="0" w:color="000000"/>
-              <w:right w:val="single" w:sz="4" w:space="0" w:color="000000"/>
-            </w:tcBorders>
-            <w:tcMar>
-              <w:top w:w="40" w:type="dxa"/>
-              <w:left w:w="70" w:type="dxa"/>
-              <w:bottom w:w="40" w:type="dxa"/>
-              <w:right w:w="70" w:type="dxa"/>
-            </w:tcMar>
-            <w:vAlign w:val="center"/>
-          </w:tcPr>
-          <w:p/>
-        </w:tc>
-        <w:tc>
-          <w:tcPr>
-            <w:tcW w:w="0" w:type="auto"/>
-            <w:tcBorders>
-              <w:top w:val="single" w:sz="4" w:space="0" w:color="000000"/>
-              <w:left w:val="single" w:sz="4" w:space="0" w:color="000000"/>
-              <w:bottom w:val="single" w:sz="4" w:space="0" w:color="000000"/>
-              <w:right w:val="single" w:sz="4" w:space="0" w:color="000000"/>
-            </w:tcBorders>
-            <w:tcMar>
-              <w:top w:w="40" w:type="dxa"/>
-              <w:left w:w="70" w:type="dxa"/>
-              <w:bottom w:w="40" w:type="dxa"/>
-              <w:right w:w="70" w:type="dxa"/>
-            </w:tcMar>
-            <w:vAlign w:val="center"/>
-          </w:tcPr>
-          <w:p/>
-        </w:tc>
-      </w:tr>
-      <w:tr>
-        <w:tc>
-          <w:tcPr>
-            <w:tcW w:w="0" w:type="auto"/>
-            <w:tcBorders>
-              <w:top w:val="single" w:sz="4" w:space="0" w:color="000000"/>
-              <w:left w:val="single" w:sz="4" w:space="0" w:color="000000"/>
-              <w:bottom w:val="single" w:sz="4" w:space="0" w:color="000000"/>
-              <w:right w:val="single" w:sz="4" w:space="0" w:color="000000"/>
-            </w:tcBorders>
-            <w:tcMar>
-              <w:top w:w="40" w:type="dxa"/>
-              <w:left w:w="70" w:type="dxa"/>
-              <w:bottom w:w="40" w:type="dxa"/>
-              <w:right w:w="70" w:type="dxa"/>
-            </w:tcMar>
-            <w:vAlign w:val="center"/>
-          </w:tcPr>
-          <w:p>
-            <w:r>
-              <w:rPr>
-                <w:b/>
-                <w:bCs/>
-                <w:color w:val="000000"/>
-                <w:sz w:val="18"/>
-                <w:szCs w:val="18"/>
-                <w:rtl/>
-              </w:rPr>
-              <w:t>21:00-22:00</w:t>
-            </w:r>
-          </w:p>
-        </w:tc>
-        <w:tc>
-          <w:tcPr>
-            <w:tcW w:w="0" w:type="auto"/>
-            <w:tcBorders>
-              <w:top w:val="single" w:sz="4" w:space="0" w:color="000000"/>
-              <w:left w:val="single" w:sz="4" w:space="0" w:color="000000"/>
-              <w:bottom w:val="single" w:sz="4" w:space="0" w:color="000000"/>
-              <w:right w:val="single" w:sz="4" w:space="0" w:color="000000"/>
-            </w:tcBorders>
-            <w:tcMar>
-              <w:top w:w="40" w:type="dxa"/>
-              <w:left w:w="70" w:type="dxa"/>
-              <w:bottom w:w="40" w:type="dxa"/>
-              <w:right w:w="70" w:type="dxa"/>
-            </w:tcMar>
-            <w:vAlign w:val="center"/>
-          </w:tcPr>
-          <w:p>
-            <w:r>
-              <w:rPr>
-                <w:b/>
-                <w:bCs/>
-                <w:color w:val="000000"/>
-                <w:sz w:val="18"/>
-                <w:szCs w:val="18"/>
-                <w:rtl/>
-              </w:rPr>
-              <w:t>סיכום יום חונך / מ״פ</w:t>
-            </w:r>
-          </w:p>
-        </w:tc>
-        <w:tc>
-          <w:tcPr>
-            <w:tcW w:w="0" w:type="auto"/>
-            <w:tcBorders>
-              <w:top w:val="single" w:sz="4" w:space="0" w:color="000000"/>
-              <w:left w:val="single" w:sz="4" w:space="0" w:color="000000"/>
-              <w:bottom w:val="single" w:sz="4" w:space="0" w:color="000000"/>
-              <w:right w:val="single" w:sz="4" w:space="0" w:color="000000"/>
-            </w:tcBorders>
-            <w:tcMar>
-              <w:top w:w="40" w:type="dxa"/>
-              <w:left w:w="70" w:type="dxa"/>
-              <w:bottom w:w="40" w:type="dxa"/>
-              <w:right w:w="70" w:type="dxa"/>
-            </w:tcMar>
-            <w:vAlign w:val="center"/>
-          </w:tcPr>
-          <w:p>
-            <w:r>
-              <w:rPr>
-                <w:b/>
-                <w:bCs/>
-                <w:color w:val="000000"/>
-                <w:sz w:val="18"/>
-                <w:szCs w:val="18"/>
-                <w:rtl/>
-              </w:rPr>
-              <w:t>מיקום לא ידוע</w:t>
-            </w:r>
-          </w:p>
-        </w:tc>
-        <w:tc>
-          <w:tcPr>
-            <w:tcW w:w="0" w:type="auto"/>
-            <w:tcBorders>
-              <w:top w:val="single" w:sz="4" w:space="0" w:color="000000"/>
-              <w:left w:val="single" w:sz="4" w:space="0" w:color="000000"/>
-              <w:bottom w:val="single" w:sz="4" w:space="0" w:color="000000"/>
-              <w:right w:val="single" w:sz="4" w:space="0" w:color="000000"/>
-            </w:tcBorders>
-            <w:tcMar>
-              <w:top w:w="40" w:type="dxa"/>
-              <w:left w:w="70" w:type="dxa"/>
-              <w:bottom w:w="40" w:type="dxa"/>
-              <w:right w:w="70" w:type="dxa"/>
-            </w:tcMar>
-            <w:vAlign w:val="center"/>
-          </w:tcPr>
-          <w:p/>
-        </w:tc>
-        <w:tc>
-          <w:tcPr>
-            <w:tcW w:w="0" w:type="auto"/>
-            <w:tcBorders>
-              <w:top w:val="single" w:sz="4" w:space="0" w:color="000000"/>
-              <w:left w:val="single" w:sz="4" w:space="0" w:color="000000"/>
-              <w:bottom w:val="single" w:sz="4" w:space="0" w:color="000000"/>
-              <w:right w:val="single" w:sz="4" w:space="0" w:color="000000"/>
-            </w:tcBorders>
-            <w:tcMar>
-              <w:top w:w="40" w:type="dxa"/>
-              <w:left w:w="70" w:type="dxa"/>
-              <w:bottom w:w="40" w:type="dxa"/>
-              <w:right w:w="70" w:type="dxa"/>
-            </w:tcMar>
-            <w:vAlign w:val="center"/>
-          </w:tcPr>
-          <w:p/>
-        </w:tc>
-      </w:tr>
-    </w:tbl>
     <w:p/>
     <w:p>
       <w:r>
